--- a/lessons/8-4/downloads/8-4-notes-teacher.docx
+++ b/lessons/8-4/downloads/8-4-notes-teacher.docx
@@ -14,7 +14,7 @@
           <w:sz w:val="18"/>
           <w:szCs w:val="18"/>
         </w:rPr>
-        <w:t xml:space="preserve">UNIT 8  ·  LESSON 4      STANDARD 6.SP.5D</w:t>
+        <w:t xml:space="preserve">UNIT 8  ·  LESSON 4      STANDARD 6.DS.6D</w:t>
       </w:r>
     </w:p>
     <w:p>
@@ -2612,6 +2612,32 @@
     </w:p>
     <w:p>
       <w:pPr>
+        <w:pStyle w:val="Heading2"/>
+        <w:spacing w:after="80" w:before="180"/>
+      </w:pPr>
+      <w:r>
+        <w:rPr>
+          <w:b/>
+          <w:bCs/>
+          <w:color w:val="12355B"/>
+          <w:sz w:val="24"/>
+          <w:szCs w:val="24"/>
+        </w:rPr>
+        <w:t xml:space="preserve">Level 1 Support</w:t>
+      </w:r>
+      <w:r>
+        <w:rPr>
+          <w:i/>
+          <w:iCs/>
+          <w:color w:val="1FA6A2"/>
+          <w:sz w:val="19"/>
+          <w:szCs w:val="19"/>
+        </w:rPr>
+        <w:t xml:space="preserve">   extra scaffolding</w:t>
+      </w:r>
+    </w:p>
+    <w:p>
+      <w:pPr>
         <w:keepNext/>
         <w:spacing w:after="60" w:before="160"/>
       </w:pPr>
@@ -2828,6 +2854,32 @@
     </w:tbl>
     <w:p>
       <w:pPr>
+        <w:pStyle w:val="Heading2"/>
+        <w:spacing w:after="80" w:before="180"/>
+      </w:pPr>
+      <w:r>
+        <w:rPr>
+          <w:b/>
+          <w:bCs/>
+          <w:color w:val="12355B"/>
+          <w:sz w:val="24"/>
+          <w:szCs w:val="24"/>
+        </w:rPr>
+        <w:t xml:space="preserve">On Level</w:t>
+      </w:r>
+      <w:r>
+        <w:rPr>
+          <w:i/>
+          <w:iCs/>
+          <w:color w:val="12355B"/>
+          <w:sz w:val="19"/>
+          <w:szCs w:val="19"/>
+        </w:rPr>
+        <w:t xml:space="preserve">   grade-level practice</w:t>
+      </w:r>
+    </w:p>
+    <w:p>
+      <w:pPr>
         <w:keepNext/>
         <w:spacing w:after="60" w:before="160"/>
       </w:pPr>
@@ -3412,47 +3464,17 @@
     </w:p>
     <w:p>
       <w:pPr>
-        <w:spacing w:after="80"/>
-      </w:pPr>
-      <w:r>
-        <w:rPr>
-          <w:b/>
-          <w:bCs/>
-          <w:sz w:val="21"/>
-          <w:szCs w:val="21"/>
-        </w:rPr>
-        <w:t xml:space="preserve">1.  </w:t>
-      </w:r>
-      <w:r>
-        <w:rPr>
-          <w:sz w:val="21"/>
-          <w:szCs w:val="21"/>
-        </w:rPr>
-        <w:t xml:space="preserve">Answers vary.</w:t>
-      </w:r>
-      <w:r>
-        <w:t xml:space="preserve"/>
-      </w:r>
-    </w:p>
-    <w:p>
-      <w:pPr>
-        <w:spacing w:after="80"/>
-      </w:pPr>
-      <w:r>
-        <w:rPr>
-          <w:b/>
-          <w:bCs/>
-          <w:sz w:val="21"/>
-          <w:szCs w:val="21"/>
-        </w:rPr>
-        <w:t xml:space="preserve">2.  </w:t>
-      </w:r>
-      <w:r>
-        <w:rPr>
-          <w:sz w:val="21"/>
-          <w:szCs w:val="21"/>
-        </w:rPr>
-        <w:t xml:space="preserve">A)  Median (7) — the outlier 50 inflates the mean</w:t>
+        <w:spacing w:after="100"/>
+      </w:pPr>
+      <w:r>
+        <w:rPr>
+          <w:b/>
+          <w:bCs/>
+          <w:color w:val="B97A12"/>
+          <w:sz w:val="20"/>
+          <w:szCs w:val="20"/>
+        </w:rPr>
+        <w:t xml:space="preserve">Watch for this mistake:  </w:t>
       </w:r>
       <w:r>
         <w:rPr>
@@ -3462,7 +3484,94 @@
           <w:sz w:val="19"/>
           <w:szCs w:val="19"/>
         </w:rPr>
+        <w:t xml:space="preserve">A common mistake in Appropriate Measures is defaulting to the mean just because "it uses all the data," without first checking whether an outlier or skewed shape is present. For example, given a player's points per game 14, 16, 15, 17, 16, 58, a student calculates the mean (136 ÷ 6 ≈ 22.7) and reports that as the typical game — but 58 is far from the cluster of 14–17, so it pulls the mean above 5 of the 6 games. The median (16) actually represents a typical game here. Before choosing a measure, always scan the data for an outlier or a long tail first: only use the mean once you've confirmed the data has neither.</w:t>
+      </w:r>
+    </w:p>
+    <w:p>
+      <w:pPr>
+        <w:pStyle w:val="Heading2"/>
+        <w:spacing w:after="80" w:before="180"/>
+      </w:pPr>
+      <w:r>
+        <w:rPr>
+          <w:b/>
+          <w:bCs/>
+          <w:color w:val="12355B"/>
+          <w:sz w:val="24"/>
+          <w:szCs w:val="24"/>
+        </w:rPr>
+        <w:t xml:space="preserve">Level 1 Support</w:t>
+      </w:r>
+    </w:p>
+    <w:p>
+      <w:pPr>
+        <w:spacing w:after="80"/>
+      </w:pPr>
+      <w:r>
+        <w:rPr>
+          <w:b/>
+          <w:bCs/>
+          <w:sz w:val="21"/>
+          <w:szCs w:val="21"/>
+        </w:rPr>
+        <w:t xml:space="preserve">1.  </w:t>
+      </w:r>
+      <w:r>
+        <w:rPr>
+          <w:sz w:val="21"/>
+          <w:szCs w:val="21"/>
+        </w:rPr>
+        <w:t xml:space="preserve">Answers vary.</w:t>
+      </w:r>
+      <w:r>
+        <w:t xml:space="preserve"/>
+      </w:r>
+    </w:p>
+    <w:p>
+      <w:pPr>
+        <w:spacing w:after="80"/>
+      </w:pPr>
+      <w:r>
+        <w:rPr>
+          <w:b/>
+          <w:bCs/>
+          <w:sz w:val="21"/>
+          <w:szCs w:val="21"/>
+        </w:rPr>
+        <w:t xml:space="preserve">2.  </w:t>
+      </w:r>
+      <w:r>
+        <w:rPr>
+          <w:sz w:val="21"/>
+          <w:szCs w:val="21"/>
+        </w:rPr>
+        <w:t xml:space="preserve">A)  Median (7) — the outlier 50 inflates the mean</w:t>
+      </w:r>
+      <w:r>
+        <w:rPr>
+          <w:i/>
+          <w:iCs/>
+          <w:color w:val="5F6F80"/>
+          <w:sz w:val="19"/>
+          <w:szCs w:val="19"/>
+        </w:rPr>
         <w:t xml:space="preserve">  — The mean (13.8) is higher than 5 of the 6 values because the outlier 50 pulls it up. The median (7) better represents a typical value.</w:t>
+      </w:r>
+    </w:p>
+    <w:p>
+      <w:pPr>
+        <w:pStyle w:val="Heading2"/>
+        <w:spacing w:after="80" w:before="180"/>
+      </w:pPr>
+      <w:r>
+        <w:rPr>
+          <w:b/>
+          <w:bCs/>
+          <w:color w:val="12355B"/>
+          <w:sz w:val="24"/>
+          <w:szCs w:val="24"/>
+        </w:rPr>
+        <w:t xml:space="preserve">On Level</w:t>
       </w:r>
     </w:p>
     <w:p>

--- a/lessons/8-4/downloads/8-4-notes-teacher.docx
+++ b/lessons/8-4/downloads/8-4-notes-teacher.docx
@@ -1423,7 +1423,22 @@
           <w:sz w:val="30"/>
           <w:szCs w:val="30"/>
         </w:rPr>
-        <w:t xml:space="preserve">Worked Example</w:t>
+        <w:t xml:space="preserve">Write About the Math</w:t>
+      </w:r>
+    </w:p>
+    <w:p>
+      <w:pPr>
+        <w:spacing w:after="100"/>
+      </w:pPr>
+      <w:r>
+        <w:rPr>
+          <w:i/>
+          <w:iCs/>
+          <w:color w:val="5F6F80"/>
+          <w:sz w:val="19"/>
+          <w:szCs w:val="19"/>
+        </w:rPr>
+        <w:t xml:space="preserve">Use the support level you need. Every level answers the same math question.</w:t>
       </w:r>
     </w:p>
     <w:p>
@@ -1439,17 +1454,17 @@
           <w:sz w:val="24"/>
           <w:szCs w:val="24"/>
         </w:rPr>
-        <w:t xml:space="preserve">Watch &amp; Read</w:t>
+        <w:t xml:space="preserve">1. Understand the Question</w:t>
       </w:r>
       <w:r>
         <w:rPr>
           <w:i/>
           <w:iCs/>
-          <w:color w:val="1FA6A2"/>
+          <w:color w:val="B97A12"/>
           <w:sz w:val="19"/>
           <w:szCs w:val="19"/>
         </w:rPr>
-        <w:t xml:space="preserve">   I Do — follow along with your teacher</w:t>
+        <w:t xml:space="preserve">   explain</w:t>
       </w:r>
     </w:p>
     <w:tbl>
@@ -1484,25 +1499,44 @@
             </w:pPr>
             <w:r>
               <w:rPr>
+                <w:color w:val="1A2733"/>
+                <w:sz w:val="21"/>
+                <w:szCs w:val="21"/>
+              </w:rPr>
+              <w:t xml:space="preserve">As you sort scenarios into 'Use Mean' or 'Use Median,' what clue tells you a data set needs the median instead of the mean?</w:t>
+            </w:r>
+          </w:p>
+          <w:p>
+            <w:pPr>
+              <w:spacing w:after="0"/>
+            </w:pPr>
+            <w:r>
+              <w:rPr>
                 <w:b/>
                 <w:bCs/>
                 <w:color w:val="12355B"/>
-                <w:sz w:val="22"/>
-                <w:szCs w:val="22"/>
+                <w:sz w:val="20"/>
+                <w:szCs w:val="20"/>
               </w:rPr>
-              <w:t xml:space="preserve">Stats Report Decision</w:t>
-            </w:r>
-          </w:p>
-          <w:p>
-            <w:pPr>
-              <w:spacing w:after="0"/>
-            </w:pPr>
+              <w:t xml:space="preserve">Your job:  </w:t>
+            </w:r>
             <w:r>
               <w:rPr>
-                <w:sz w:val="21"/>
-                <w:szCs w:val="21"/>
+                <w:sz w:val="20"/>
+                <w:szCs w:val="20"/>
               </w:rPr>
-              <w:t xml:space="preserve">The league is creating awards for the season. For the scoring title, they need to pick the best measure of a typical game. Here are the top scorer's points per game: 22, 24, 20, 25, 23, 21, 58. That 58-point game was a record-breaker! Should the league report the mean (27.6) or the median (23) as the player's typical scoring?</w:t>
+              <w:t xml:space="preserve">Answer the question. Use math evidence. Explain how the evidence proves your answer.</w:t>
+            </w:r>
+            <w:r>
+              <w:rPr>
+                <w:i/>
+                <w:iCs/>
+                <w:color w:val="5F6F80"/>
+                <w:sz w:val="18"/>
+                <w:szCs w:val="18"/>
+              </w:rPr>
+              <w:br/>
+              <w:t xml:space="preserve">Responde la pregunta. Usa evidencia matemática. Explica cómo la evidencia demuestra tu respuesta.</w:t>
             </w:r>
           </w:p>
         </w:tc>
@@ -1510,94 +1544,6 @@
     </w:tbl>
     <w:p>
       <w:pPr>
-        <w:spacing w:after="80"/>
-      </w:pPr>
-      <w:r>
-        <w:t xml:space="preserve"/>
-      </w:r>
-    </w:p>
-    <w:p>
-      <w:pPr>
-        <w:spacing w:after="50" w:before="60"/>
-      </w:pPr>
-      <w:r>
-        <w:rPr>
-          <w:b/>
-          <w:bCs/>
-          <w:color w:val="12355B"/>
-          <w:sz w:val="21"/>
-          <w:szCs w:val="21"/>
-        </w:rPr>
-        <w:t xml:space="preserve">Think about:</w:t>
-      </w:r>
-    </w:p>
-    <w:p>
-      <w:pPr>
-        <w:spacing w:after="40"/>
-        <w:ind w:left="300"/>
-      </w:pPr>
-      <w:r>
-        <w:rPr>
-          <w:sz w:val="20"/>
-          <w:szCs w:val="20"/>
-        </w:rPr>
-        <w:t xml:space="preserve">•  How does the 58-point game compare to the other scores?</w:t>
-      </w:r>
-    </w:p>
-    <w:p>
-      <w:pPr>
-        <w:spacing w:after="40"/>
-        <w:ind w:left="300"/>
-      </w:pPr>
-      <w:r>
-        <w:rPr>
-          <w:sz w:val="20"/>
-          <w:szCs w:val="20"/>
-        </w:rPr>
-        <w:t xml:space="preserve">•  What is the mean? What is the median?</w:t>
-      </w:r>
-    </w:p>
-    <w:p>
-      <w:pPr>
-        <w:spacing w:after="40"/>
-        <w:ind w:left="300"/>
-      </w:pPr>
-      <w:r>
-        <w:rPr>
-          <w:sz w:val="20"/>
-          <w:szCs w:val="20"/>
-        </w:rPr>
-        <w:t xml:space="preserve">•  Which measure is closer to what this player usually scores?</w:t>
-      </w:r>
-    </w:p>
-    <w:p>
-      <w:pPr>
-        <w:spacing w:after="40"/>
-        <w:ind w:left="300"/>
-      </w:pPr>
-      <w:r>
-        <w:rPr>
-          <w:sz w:val="20"/>
-          <w:szCs w:val="20"/>
-        </w:rPr>
-        <w:t xml:space="preserve">•  When does an outlier make the mean misleading?</w:t>
-      </w:r>
-    </w:p>
-    <w:p>
-      <w:pPr>
-        <w:spacing w:after="40"/>
-        <w:ind w:left="300"/>
-      </w:pPr>
-      <w:r>
-        <w:rPr>
-          <w:sz w:val="20"/>
-          <w:szCs w:val="20"/>
-        </w:rPr>
-        <w:t xml:space="preserve">•  Is there a rule for when to use mean vs. median?</w:t>
-      </w:r>
-    </w:p>
-    <w:p>
-      <w:pPr>
         <w:pStyle w:val="Heading2"/>
         <w:spacing w:after="80" w:before="180"/>
       </w:pPr>
@@ -1609,7 +1555,7 @@
           <w:sz w:val="24"/>
           <w:szCs w:val="24"/>
         </w:rPr>
-        <w:t xml:space="preserve">Solved Example</w:t>
+        <w:t xml:space="preserve">2. Plan Your Math Words</w:t>
       </w:r>
       <w:r>
         <w:rPr>
@@ -1619,150 +1565,299 @@
           <w:sz w:val="19"/>
           <w:szCs w:val="19"/>
         </w:rPr>
-        <w:t xml:space="preserve">   I Do — watch each step</w:t>
-      </w:r>
-    </w:p>
-    <w:p>
-      <w:pPr>
-        <w:keepNext/>
-        <w:spacing w:after="40"/>
-      </w:pPr>
-      <w:r>
-        <w:rPr>
-          <w:b/>
-          <w:bCs/>
-          <w:color w:val="12355B"/>
-          <w:sz w:val="21"/>
-          <w:szCs w:val="21"/>
-        </w:rPr>
-        <w:t xml:space="preserve">Problem:  </w:t>
-      </w:r>
-      <w:r>
-        <w:rPr>
-          <w:sz w:val="21"/>
-          <w:szCs w:val="21"/>
-        </w:rPr>
-        <w:t xml:space="preserve">A gymnast's scores are: 8.5, 8.8, 8.7, 8.6, 8.9. There are no outliers. Which measure best represents a typical score?</w:t>
-      </w:r>
-    </w:p>
-    <w:p>
-      <w:pPr>
-        <w:spacing w:after="30"/>
-        <w:ind w:left="420"/>
-      </w:pPr>
-      <w:r>
-        <w:rPr>
+        <w:t xml:space="preserve">   check at least two</w:t>
+      </w:r>
+    </w:p>
+    <w:p>
+      <w:pPr>
+        <w:spacing w:after="60"/>
+      </w:pPr>
+      <w:r>
+        <w:rPr>
+          <w:b/>
+          <w:bCs/>
+          <w:color w:val="1FA6A2"/>
+          <w:sz w:val="22"/>
+          <w:szCs w:val="22"/>
+        </w:rPr>
+        <w:t xml:space="preserve">☐  </w:t>
+      </w:r>
+      <w:r>
+        <w:rPr>
+          <w:b/>
+          <w:bCs/>
+          <w:color w:val="12355B"/>
           <w:sz w:val="20"/>
           <w:szCs w:val="20"/>
         </w:rPr>
-        <w:t xml:space="preserve">A)  Mean</w:t>
-      </w:r>
-    </w:p>
-    <w:p>
-      <w:pPr>
-        <w:spacing w:after="30"/>
-        <w:ind w:left="420"/>
-      </w:pPr>
+        <w:t xml:space="preserve">Mean — </w:t>
+      </w:r>
       <w:r>
         <w:rPr>
           <w:sz w:val="20"/>
           <w:szCs w:val="20"/>
         </w:rPr>
-        <w:t xml:space="preserve">B)  Median</w:t>
-      </w:r>
-    </w:p>
-    <w:p>
-      <w:pPr>
-        <w:spacing w:after="30"/>
-        <w:ind w:left="420"/>
-      </w:pPr>
-      <w:r>
-        <w:rPr>
+        <w:t xml:space="preserve">The average. Add all the numbers, then divide by how many there are.</w:t>
+      </w:r>
+      <w:r>
+        <w:rPr>
+          <w:i/>
+          <w:iCs/>
+          <w:color w:val="5F6F80"/>
+          <w:sz w:val="18"/>
+          <w:szCs w:val="18"/>
+        </w:rPr>
+        <w:br/>
+        <w:t xml:space="preserve">Media — El promedio. Suma todos los números y divide entre cuántos hay.</w:t>
+      </w:r>
+    </w:p>
+    <w:p>
+      <w:pPr>
+        <w:spacing w:after="60"/>
+      </w:pPr>
+      <w:r>
+        <w:rPr>
+          <w:b/>
+          <w:bCs/>
+          <w:color w:val="1FA6A2"/>
+          <w:sz w:val="22"/>
+          <w:szCs w:val="22"/>
+        </w:rPr>
+        <w:t xml:space="preserve">☐  </w:t>
+      </w:r>
+      <w:r>
+        <w:rPr>
+          <w:b/>
+          <w:bCs/>
+          <w:color w:val="12355B"/>
           <w:sz w:val="20"/>
           <w:szCs w:val="20"/>
         </w:rPr>
-        <w:t xml:space="preserve">C)  Neither — the data is too small</w:t>
-      </w:r>
-    </w:p>
-    <w:p>
-      <w:pPr>
-        <w:spacing w:after="30"/>
-        <w:ind w:left="420"/>
-      </w:pPr>
+        <w:t xml:space="preserve">Median — </w:t>
+      </w:r>
       <w:r>
         <w:rPr>
           <w:sz w:val="20"/>
           <w:szCs w:val="20"/>
         </w:rPr>
-        <w:t xml:space="preserve">D)  Both are equally bad</w:t>
-      </w:r>
-    </w:p>
-    <w:p>
-      <w:pPr>
-        <w:spacing w:after="20" w:before="50"/>
+        <w:t xml:space="preserve">The middle number when you put them in order.</w:t>
+      </w:r>
+      <w:r>
+        <w:rPr>
+          <w:i/>
+          <w:iCs/>
+          <w:color w:val="5F6F80"/>
+          <w:sz w:val="18"/>
+          <w:szCs w:val="18"/>
+        </w:rPr>
+        <w:br/>
+        <w:t xml:space="preserve">Mediana — El número del medio cuando los pones en orden.</w:t>
+      </w:r>
+    </w:p>
+    <w:p>
+      <w:pPr>
+        <w:spacing w:after="60"/>
       </w:pPr>
       <w:r>
         <w:rPr>
           <w:b/>
           <w:bCs/>
           <w:color w:val="1FA6A2"/>
-          <w:sz w:val="21"/>
-          <w:szCs w:val="21"/>
-        </w:rPr>
-        <w:t xml:space="preserve">Step 1:  </w:t>
-      </w:r>
-      <w:r>
-        <w:rPr>
-          <w:sz w:val="21"/>
-          <w:szCs w:val="21"/>
-        </w:rPr>
-        <w:t xml:space="preserve">The data is symmetric with no outliers, so the mean (8.7) best represents the typical score.</w:t>
-      </w:r>
-    </w:p>
-    <w:p>
-      <w:pPr>
-        <w:spacing w:after="40" w:before="60"/>
-      </w:pPr>
-      <w:r>
-        <w:rPr>
-          <w:b/>
-          <w:bCs/>
-          <w:color w:val="12355B"/>
-          <w:sz w:val="21"/>
-          <w:szCs w:val="21"/>
-        </w:rPr>
-        <w:t xml:space="preserve">Answer:  </w:t>
-      </w:r>
-      <w:r>
-        <w:rPr>
-          <w:b/>
-          <w:bCs/>
-          <w:sz w:val="21"/>
-          <w:szCs w:val="21"/>
-        </w:rPr>
-        <w:t xml:space="preserve">A. Mean</w:t>
-      </w:r>
-    </w:p>
-    <w:p>
-      <w:pPr>
-        <w:pStyle w:val="Heading1"/>
-        <w:pageBreakBefore/>
-        <w:pBdr>
-          <w:bottom w:val="single" w:color="1FA6A2" w:sz="14" w:space="6"/>
-        </w:pBdr>
-        <w:spacing w:after="140" w:before="0"/>
-      </w:pPr>
-      <w:r>
-        <w:rPr>
-          <w:b/>
-          <w:bCs/>
-          <w:color w:val="12355B"/>
-          <w:sz w:val="30"/>
-          <w:szCs w:val="30"/>
-        </w:rPr>
-        <w:t xml:space="preserve">Guided Practice</w:t>
-      </w:r>
-    </w:p>
+          <w:sz w:val="22"/>
+          <w:szCs w:val="22"/>
+        </w:rPr>
+        <w:t xml:space="preserve">☐  </w:t>
+      </w:r>
+      <w:r>
+        <w:rPr>
+          <w:b/>
+          <w:bCs/>
+          <w:color w:val="12355B"/>
+          <w:sz w:val="20"/>
+          <w:szCs w:val="20"/>
+        </w:rPr>
+        <w:t xml:space="preserve">Outlier — </w:t>
+      </w:r>
+      <w:r>
+        <w:rPr>
+          <w:sz w:val="20"/>
+          <w:szCs w:val="20"/>
+        </w:rPr>
+        <w:t xml:space="preserve">A number that is much bigger or smaller than the rest.</w:t>
+      </w:r>
+      <w:r>
+        <w:rPr>
+          <w:i/>
+          <w:iCs/>
+          <w:color w:val="5F6F80"/>
+          <w:sz w:val="18"/>
+          <w:szCs w:val="18"/>
+        </w:rPr>
+        <w:br/>
+        <w:t xml:space="preserve">Valor atípico — Un número mucho mayor o menor que los demás.</w:t>
+      </w:r>
+    </w:p>
+    <w:p>
+      <w:pPr>
+        <w:spacing w:after="60"/>
+      </w:pPr>
+      <w:r>
+        <w:rPr>
+          <w:b/>
+          <w:bCs/>
+          <w:color w:val="1FA6A2"/>
+          <w:sz w:val="22"/>
+          <w:szCs w:val="22"/>
+        </w:rPr>
+        <w:t xml:space="preserve">☐  </w:t>
+      </w:r>
+      <w:r>
+        <w:rPr>
+          <w:b/>
+          <w:bCs/>
+          <w:color w:val="12355B"/>
+          <w:sz w:val="20"/>
+          <w:szCs w:val="20"/>
+        </w:rPr>
+        <w:t xml:space="preserve">Skewed — </w:t>
+      </w:r>
+      <w:r>
+        <w:rPr>
+          <w:sz w:val="20"/>
+          <w:szCs w:val="20"/>
+        </w:rPr>
+        <w:t xml:space="preserve">When most data sits on one side with a tail on the other.</w:t>
+      </w:r>
+      <w:r>
+        <w:rPr>
+          <w:i/>
+          <w:iCs/>
+          <w:color w:val="5F6F80"/>
+          <w:sz w:val="18"/>
+          <w:szCs w:val="18"/>
+        </w:rPr>
+        <w:br/>
+        <w:t xml:space="preserve">Sesgado — Cuando la mayoría de los datos está de un lado con una cola del otro.</w:t>
+      </w:r>
+    </w:p>
+    <w:p>
+      <w:pPr>
+        <w:spacing w:after="60"/>
+      </w:pPr>
+      <w:r>
+        <w:rPr>
+          <w:b/>
+          <w:bCs/>
+          <w:color w:val="1FA6A2"/>
+          <w:sz w:val="22"/>
+          <w:szCs w:val="22"/>
+        </w:rPr>
+        <w:t xml:space="preserve">☐  </w:t>
+      </w:r>
+      <w:r>
+        <w:rPr>
+          <w:b/>
+          <w:bCs/>
+          <w:color w:val="12355B"/>
+          <w:sz w:val="20"/>
+          <w:szCs w:val="20"/>
+        </w:rPr>
+        <w:t xml:space="preserve">Data distribution — </w:t>
+      </w:r>
+      <w:r>
+        <w:rPr>
+          <w:sz w:val="20"/>
+          <w:szCs w:val="20"/>
+        </w:rPr>
+        <w:t xml:space="preserve">How the data looks: where it sits and how spread out it is.</w:t>
+      </w:r>
+      <w:r>
+        <w:rPr>
+          <w:i/>
+          <w:iCs/>
+          <w:color w:val="5F6F80"/>
+          <w:sz w:val="18"/>
+          <w:szCs w:val="18"/>
+        </w:rPr>
+        <w:br/>
+        <w:t xml:space="preserve">Distribución de datos — Cómo se ven los datos: dónde están y qué tan separados están.</w:t>
+      </w:r>
+    </w:p>
+    <w:tbl>
+      <w:tblPr>
+        <w:tblW w:type="pct" w:w="100%"/>
+        <w:tblBorders>
+          <w:top w:val="single" w:color="1FA6A2" w:sz="8"/>
+          <w:left w:val="single" w:color="1FA6A2" w:sz="8"/>
+          <w:bottom w:val="single" w:color="1FA6A2" w:sz="8"/>
+          <w:right w:val="single" w:color="1FA6A2" w:sz="8"/>
+          <w:insideH w:val="single" w:color="auto" w:sz="4"/>
+          <w:insideV w:val="single" w:color="auto" w:sz="4"/>
+        </w:tblBorders>
+      </w:tblPr>
+      <w:tblGrid>
+        <w:gridCol w:w="100"/>
+      </w:tblGrid>
+      <w:tr>
+        <w:tc>
+          <w:tcPr>
+            <w:shd w:fill="F7FFFD" w:color="auto" w:val="clear"/>
+            <w:tcMar>
+              <w:top w:type="dxa" w:w="120"/>
+              <w:left w:type="dxa" w:w="180"/>
+              <w:bottom w:type="dxa" w:w="120"/>
+              <w:right w:type="dxa" w:w="180"/>
+            </w:tcMar>
+          </w:tcPr>
+          <w:p>
+            <w:pPr>
+              <w:spacing w:after="50"/>
+            </w:pPr>
+            <w:r>
+              <w:rPr>
+                <w:b/>
+                <w:bCs/>
+                <w:color w:val="1FA6A2"/>
+                <w:sz w:val="20"/>
+                <w:szCs w:val="20"/>
+              </w:rPr>
+              <w:t xml:space="preserve">Say it first:  </w:t>
+            </w:r>
+            <w:r>
+              <w:rPr>
+                <w:sz w:val="20"/>
+                <w:szCs w:val="20"/>
+              </w:rPr>
+              <w:t xml:space="preserve">Say your idea to a partner or quietly to yourself before you write.</w:t>
+            </w:r>
+          </w:p>
+          <w:p>
+            <w:pPr>
+              <w:spacing w:after="60"/>
+            </w:pPr>
+            <w:r>
+              <w:rPr>
+                <w:color w:val="1A2733"/>
+                <w:sz w:val="21"/>
+                <w:szCs w:val="21"/>
+              </w:rPr>
+              <w:t xml:space="preserve">I use the median when the data has ___.</w:t>
+            </w:r>
+            <w:r>
+              <w:rPr>
+                <w:i/>
+                <w:iCs/>
+                <w:color w:val="5F6F80"/>
+                <w:sz w:val="19"/>
+                <w:szCs w:val="19"/>
+              </w:rPr>
+              <w:br/>
+              <w:t xml:space="preserve">Uso la mediana cuando los datos tienen ___.</w:t>
+            </w:r>
+          </w:p>
+        </w:tc>
+      </w:tr>
+    </w:tbl>
     <w:p>
       <w:pPr>
         <w:pStyle w:val="Heading2"/>
@@ -1776,181 +1871,17 @@
           <w:sz w:val="24"/>
           <w:szCs w:val="24"/>
         </w:rPr>
-        <w:t xml:space="preserve">Solve Together</w:t>
+        <w:t xml:space="preserve">3. Build Your Explanation</w:t>
       </w:r>
       <w:r>
         <w:rPr>
           <w:i/>
           <w:iCs/>
-          <w:color w:val="6B4FA0"/>
+          <w:color w:val="B97A12"/>
           <w:sz w:val="19"/>
           <w:szCs w:val="19"/>
         </w:rPr>
-        <w:t xml:space="preserve">   We Do — work with your class</w:t>
-      </w:r>
-    </w:p>
-    <w:p>
-      <w:pPr>
-        <w:keepNext/>
-        <w:spacing w:after="40" w:before="40"/>
-      </w:pPr>
-      <w:r>
-        <w:rPr>
-          <w:b/>
-          <w:bCs/>
-          <w:color w:val="12355B"/>
-          <w:sz w:val="21"/>
-          <w:szCs w:val="21"/>
-        </w:rPr>
-        <w:t xml:space="preserve">Problem:  </w:t>
-      </w:r>
-      <w:r>
-        <w:rPr>
-          <w:sz w:val="21"/>
-          <w:szCs w:val="21"/>
-        </w:rPr>
-        <w:t xml:space="preserve">A runner's mile times are: 7:10, 7:15, 7:12, 7:20, 12:00. The 12:00 was due to a cramp. Which measure best represents a typical mile?</w:t>
-      </w:r>
-    </w:p>
-    <w:p>
-      <w:pPr>
-        <w:spacing w:after="30"/>
-        <w:ind w:left="420"/>
-      </w:pPr>
-      <w:r>
-        <w:rPr>
-          <w:sz w:val="20"/>
-          <w:szCs w:val="20"/>
-        </w:rPr>
-        <w:t xml:space="preserve">A)  Median — the outlier 12:00 pulls the mean too high</w:t>
-      </w:r>
-    </w:p>
-    <w:p>
-      <w:pPr>
-        <w:spacing w:after="30"/>
-        <w:ind w:left="420"/>
-      </w:pPr>
-      <w:r>
-        <w:rPr>
-          <w:sz w:val="20"/>
-          <w:szCs w:val="20"/>
-        </w:rPr>
-        <w:t xml:space="preserve">B)  Mean — it uses all the data</w:t>
-      </w:r>
-    </w:p>
-    <w:p>
-      <w:pPr>
-        <w:spacing w:after="30"/>
-        <w:ind w:left="420"/>
-      </w:pPr>
-      <w:r>
-        <w:rPr>
-          <w:sz w:val="20"/>
-          <w:szCs w:val="20"/>
-        </w:rPr>
-        <w:t xml:space="preserve">C)  Mode — it shows the most common time</w:t>
-      </w:r>
-    </w:p>
-    <w:p>
-      <w:pPr>
-        <w:spacing w:after="30"/>
-        <w:ind w:left="420"/>
-      </w:pPr>
-      <w:r>
-        <w:rPr>
-          <w:sz w:val="20"/>
-          <w:szCs w:val="20"/>
-        </w:rPr>
-        <w:t xml:space="preserve">D)  Neither measure works</w:t>
-      </w:r>
-    </w:p>
-    <w:p>
-      <w:pPr>
-        <w:keepNext/>
-        <w:spacing w:after="0" w:before="50"/>
-      </w:pPr>
-      <w:r>
-        <w:rPr>
-          <w:b/>
-          <w:bCs/>
-          <w:color w:val="6B4FA0"/>
-          <w:sz w:val="21"/>
-          <w:szCs w:val="21"/>
-        </w:rPr>
-        <w:t xml:space="preserve">Step 1:</w:t>
-      </w:r>
-    </w:p>
-    <w:p>
-      <w:pPr>
-        <w:pBdr>
-          <w:bottom w:val="single" w:color="AFBECC" w:sz="6"/>
-        </w:pBdr>
-        <w:spacing w:after="30" w:before="150"/>
-      </w:pPr>
-      <w:r>
-        <w:t xml:space="preserve"/>
-      </w:r>
-    </w:p>
-    <w:p>
-      <w:pPr>
-        <w:keepNext/>
-        <w:spacing w:after="0" w:before="50"/>
-      </w:pPr>
-      <w:r>
-        <w:rPr>
-          <w:b/>
-          <w:bCs/>
-          <w:color w:val="6B4FA0"/>
-          <w:sz w:val="21"/>
-          <w:szCs w:val="21"/>
-        </w:rPr>
-        <w:t xml:space="preserve">Step 2:</w:t>
-      </w:r>
-    </w:p>
-    <w:p>
-      <w:pPr>
-        <w:pBdr>
-          <w:bottom w:val="single" w:color="AFBECC" w:sz="6"/>
-        </w:pBdr>
-        <w:spacing w:after="30" w:before="150"/>
-      </w:pPr>
-      <w:r>
-        <w:t xml:space="preserve"/>
-      </w:r>
-    </w:p>
-    <w:p>
-      <w:pPr>
-        <w:keepNext/>
-        <w:spacing w:after="0" w:before="60"/>
-      </w:pPr>
-      <w:r>
-        <w:rPr>
-          <w:b/>
-          <w:bCs/>
-          <w:color w:val="12355B"/>
-          <w:sz w:val="21"/>
-          <w:szCs w:val="21"/>
-        </w:rPr>
-        <w:t xml:space="preserve">Answer:</w:t>
-      </w:r>
-    </w:p>
-    <w:p>
-      <w:pPr>
-        <w:pBdr>
-          <w:bottom w:val="single" w:color="AFBECC" w:sz="6"/>
-        </w:pBdr>
-        <w:spacing w:after="30" w:before="150"/>
-      </w:pPr>
-      <w:r>
-        <w:t xml:space="preserve"/>
-      </w:r>
-    </w:p>
-    <w:p>
-      <w:pPr>
-        <w:spacing w:after="80"/>
-      </w:pPr>
-      <w:r>
-        <w:t xml:space="preserve"/>
+        <w:t xml:space="preserve">   choose your support</w:t>
       </w:r>
     </w:p>
     <w:tbl>
@@ -1981,6 +1912,1371 @@
           </w:tcPr>
           <w:p>
             <w:pPr>
+              <w:spacing w:after="50"/>
+            </w:pPr>
+            <w:r>
+              <w:rPr>
+                <w:i/>
+                <w:iCs/>
+                <w:color w:val="5F6F80"/>
+                <w:sz w:val="19"/>
+                <w:szCs w:val="19"/>
+              </w:rPr>
+              <w:t xml:space="preserve">This model shows the parts of an explanation. It does not answer your writing question.</w:t>
+            </w:r>
+          </w:p>
+          <w:p>
+            <w:pPr>
+              <w:spacing w:after="80"/>
+            </w:pPr>
+            <w:r>
+              <w:rPr>
+                <w:b/>
+                <w:bCs/>
+                <w:color w:val="12355B"/>
+                <w:sz w:val="19"/>
+                <w:szCs w:val="19"/>
+              </w:rPr>
+              <w:t xml:space="preserve">Claim:  </w:t>
+            </w:r>
+            <w:r>
+              <w:rPr>
+                <w:sz w:val="19"/>
+                <w:szCs w:val="19"/>
+              </w:rPr>
+              <w:t xml:space="preserve">An outlier can pull the mean away from what is typical, making the median a better choice.</w:t>
+            </w:r>
+          </w:p>
+          <w:p>
+            <w:pPr>
+              <w:spacing w:after="80"/>
+            </w:pPr>
+            <w:r>
+              <w:rPr>
+                <w:b/>
+                <w:bCs/>
+                <w:color w:val="12355B"/>
+                <w:sz w:val="19"/>
+                <w:szCs w:val="19"/>
+              </w:rPr>
+              <w:t xml:space="preserve">Evidence:  </w:t>
+            </w:r>
+            <w:r>
+              <w:rPr>
+                <w:sz w:val="19"/>
+                <w:szCs w:val="19"/>
+              </w:rPr>
+              <w:t xml:space="preserve">Students choose the median (23) and identify 58 as an outlier that pulls the mean up to 27.6, making it unrepresentative.</w:t>
+            </w:r>
+          </w:p>
+          <w:p>
+            <w:pPr>
+              <w:spacing w:after="80"/>
+            </w:pPr>
+            <w:r>
+              <w:rPr>
+                <w:b/>
+                <w:bCs/>
+                <w:color w:val="12355B"/>
+                <w:sz w:val="19"/>
+                <w:szCs w:val="19"/>
+              </w:rPr>
+              <w:t xml:space="preserve">Reasoning:  </w:t>
+            </w:r>
+            <w:r>
+              <w:rPr>
+                <w:sz w:val="19"/>
+                <w:szCs w:val="19"/>
+              </w:rPr>
+              <w:t xml:space="preserve">This evidence connects the definition of mean to the mathematical claim.</w:t>
+            </w:r>
+          </w:p>
+        </w:tc>
+      </w:tr>
+    </w:tbl>
+    <w:p>
+      <w:pPr>
+        <w:pStyle w:val="Heading2"/>
+        <w:spacing w:after="80" w:before="180"/>
+      </w:pPr>
+      <w:r>
+        <w:rPr>
+          <w:b/>
+          <w:bCs/>
+          <w:color w:val="12355B"/>
+          <w:sz w:val="24"/>
+          <w:szCs w:val="24"/>
+        </w:rPr>
+        <w:t xml:space="preserve">Start</w:t>
+      </w:r>
+      <w:r>
+        <w:rPr>
+          <w:i/>
+          <w:iCs/>
+          <w:color w:val="1FA6A2"/>
+          <w:sz w:val="19"/>
+          <w:szCs w:val="19"/>
+        </w:rPr>
+        <w:t xml:space="preserve">   Most language support</w:t>
+      </w:r>
+    </w:p>
+    <w:p>
+      <w:pPr>
+        <w:spacing w:after="60"/>
+      </w:pPr>
+      <w:r>
+        <w:rPr>
+          <w:color w:val="1A2733"/>
+          <w:sz w:val="21"/>
+          <w:szCs w:val="21"/>
+        </w:rPr>
+        <w:t xml:space="preserve">Complete the frames. Use the word bank.</w:t>
+      </w:r>
+      <w:r>
+        <w:rPr>
+          <w:i/>
+          <w:iCs/>
+          <w:color w:val="5F6F80"/>
+          <w:sz w:val="19"/>
+          <w:szCs w:val="19"/>
+        </w:rPr>
+        <w:br/>
+        <w:t xml:space="preserve">Completa las oraciones. Usa el banco de palabras.</w:t>
+      </w:r>
+    </w:p>
+    <w:p>
+      <w:pPr>
+        <w:spacing w:after="60"/>
+      </w:pPr>
+      <w:r>
+        <w:rPr>
+          <w:color w:val="1A2733"/>
+          <w:sz w:val="21"/>
+          <w:szCs w:val="21"/>
+        </w:rPr>
+        <w:t xml:space="preserve">I use the median when the data has ___.</w:t>
+      </w:r>
+      <w:r>
+        <w:rPr>
+          <w:i/>
+          <w:iCs/>
+          <w:color w:val="5F6F80"/>
+          <w:sz w:val="19"/>
+          <w:szCs w:val="19"/>
+        </w:rPr>
+        <w:br/>
+        <w:t xml:space="preserve">Uso la mediana cuando los datos tienen ___.</w:t>
+      </w:r>
+    </w:p>
+    <w:p>
+      <w:pPr>
+        <w:spacing w:after="60"/>
+      </w:pPr>
+      <w:r>
+        <w:rPr>
+          <w:color w:val="1A2733"/>
+          <w:sz w:val="21"/>
+          <w:szCs w:val="21"/>
+        </w:rPr>
+        <w:t xml:space="preserve">I use the mean when the data is ___.</w:t>
+      </w:r>
+      <w:r>
+        <w:rPr>
+          <w:i/>
+          <w:iCs/>
+          <w:color w:val="5F6F80"/>
+          <w:sz w:val="19"/>
+          <w:szCs w:val="19"/>
+        </w:rPr>
+        <w:br/>
+        <w:t xml:space="preserve">Uso la media cuando los datos son ___.</w:t>
+      </w:r>
+    </w:p>
+    <w:tbl>
+      <w:tblPr>
+        <w:tblW w:type="pct" w:w="100%"/>
+        <w:tblBorders>
+          <w:top w:val="single" w:color="C7D2DD" w:sz="6"/>
+          <w:left w:val="single" w:color="C7D2DD" w:sz="6"/>
+          <w:bottom w:val="single" w:color="C7D2DD" w:sz="6"/>
+          <w:right w:val="single" w:color="C7D2DD" w:sz="6"/>
+          <w:insideH w:val="single" w:color="auto" w:sz="4"/>
+          <w:insideV w:val="single" w:color="auto" w:sz="4"/>
+        </w:tblBorders>
+      </w:tblPr>
+      <w:tblGrid>
+        <w:gridCol w:w="100"/>
+      </w:tblGrid>
+      <w:tr>
+        <w:tc>
+          <w:tcPr>
+            <w:shd w:fill="FBF3E2" w:color="auto" w:val="clear"/>
+            <w:tcMar>
+              <w:top w:type="dxa" w:w="60"/>
+              <w:left w:type="dxa" w:w="120"/>
+              <w:bottom w:type="dxa" w:w="60"/>
+              <w:right w:type="dxa" w:w="120"/>
+            </w:tcMar>
+          </w:tcPr>
+          <w:p>
+            <w:pPr>
+              <w:spacing w:after="0" w:line="320"/>
+            </w:pPr>
+            <w:r>
+              <w:t xml:space="preserve"/>
+            </w:r>
+          </w:p>
+          <w:p>
+            <w:pPr>
+              <w:spacing w:after="0" w:line="320"/>
+            </w:pPr>
+            <w:r>
+              <w:t xml:space="preserve"/>
+            </w:r>
+          </w:p>
+          <w:p>
+            <w:pPr>
+              <w:spacing w:after="0" w:line="320"/>
+            </w:pPr>
+            <w:r>
+              <w:t xml:space="preserve"/>
+            </w:r>
+          </w:p>
+        </w:tc>
+      </w:tr>
+    </w:tbl>
+    <w:p>
+      <w:pPr>
+        <w:pStyle w:val="Heading2"/>
+        <w:spacing w:after="80" w:before="180"/>
+      </w:pPr>
+      <w:r>
+        <w:rPr>
+          <w:b/>
+          <w:bCs/>
+          <w:color w:val="12355B"/>
+          <w:sz w:val="24"/>
+          <w:szCs w:val="24"/>
+        </w:rPr>
+        <w:t xml:space="preserve">Build</w:t>
+      </w:r>
+      <w:r>
+        <w:rPr>
+          <w:i/>
+          <w:iCs/>
+          <w:color w:val="B97A12"/>
+          <w:sz w:val="19"/>
+          <w:szCs w:val="19"/>
+        </w:rPr>
+        <w:t xml:space="preserve">   Some language support</w:t>
+      </w:r>
+    </w:p>
+    <w:p>
+      <w:pPr>
+        <w:spacing w:after="60"/>
+      </w:pPr>
+      <w:r>
+        <w:rPr>
+          <w:color w:val="1A2733"/>
+          <w:sz w:val="21"/>
+          <w:szCs w:val="21"/>
+        </w:rPr>
+        <w:t xml:space="preserve">Write two connected sentences. Use because, so, or but.</w:t>
+      </w:r>
+      <w:r>
+        <w:rPr>
+          <w:i/>
+          <w:iCs/>
+          <w:color w:val="5F6F80"/>
+          <w:sz w:val="19"/>
+          <w:szCs w:val="19"/>
+        </w:rPr>
+        <w:br/>
+        <w:t xml:space="preserve">Escribe dos oraciones conectadas. Usa porque, entonces o pero.</w:t>
+      </w:r>
+    </w:p>
+    <w:p>
+      <w:pPr>
+        <w:spacing w:after="60"/>
+      </w:pPr>
+      <w:r>
+        <w:rPr>
+          <w:color w:val="1A2733"/>
+          <w:sz w:val="21"/>
+          <w:szCs w:val="21"/>
+        </w:rPr>
+        <w:t xml:space="preserve">My claim is ___.</w:t>
+      </w:r>
+      <w:r>
+        <w:rPr>
+          <w:i/>
+          <w:iCs/>
+          <w:color w:val="5F6F80"/>
+          <w:sz w:val="19"/>
+          <w:szCs w:val="19"/>
+        </w:rPr>
+        <w:br/>
+        <w:t xml:space="preserve">Mi afirmación es ___.</w:t>
+      </w:r>
+    </w:p>
+    <w:p>
+      <w:pPr>
+        <w:spacing w:after="60"/>
+      </w:pPr>
+      <w:r>
+        <w:rPr>
+          <w:color w:val="1A2733"/>
+          <w:sz w:val="21"/>
+          <w:szCs w:val="21"/>
+        </w:rPr>
+        <w:t xml:space="preserve">I know because ___.</w:t>
+      </w:r>
+      <w:r>
+        <w:rPr>
+          <w:i/>
+          <w:iCs/>
+          <w:color w:val="5F6F80"/>
+          <w:sz w:val="19"/>
+          <w:szCs w:val="19"/>
+        </w:rPr>
+        <w:br/>
+        <w:t xml:space="preserve">Lo sé porque ___.</w:t>
+      </w:r>
+    </w:p>
+    <w:p>
+      <w:pPr>
+        <w:spacing w:after="60"/>
+      </w:pPr>
+      <w:r>
+        <w:rPr>
+          <w:color w:val="1A2733"/>
+          <w:sz w:val="21"/>
+          <w:szCs w:val="21"/>
+        </w:rPr>
+        <w:t xml:space="preserve">So ___.</w:t>
+      </w:r>
+      <w:r>
+        <w:rPr>
+          <w:i/>
+          <w:iCs/>
+          <w:color w:val="5F6F80"/>
+          <w:sz w:val="19"/>
+          <w:szCs w:val="19"/>
+        </w:rPr>
+        <w:br/>
+        <w:t xml:space="preserve">Entonces ___.</w:t>
+      </w:r>
+    </w:p>
+    <w:tbl>
+      <w:tblPr>
+        <w:tblW w:type="pct" w:w="100%"/>
+        <w:tblBorders>
+          <w:top w:val="single" w:color="C7D2DD" w:sz="6"/>
+          <w:left w:val="single" w:color="C7D2DD" w:sz="6"/>
+          <w:bottom w:val="single" w:color="C7D2DD" w:sz="6"/>
+          <w:right w:val="single" w:color="C7D2DD" w:sz="6"/>
+          <w:insideH w:val="single" w:color="auto" w:sz="4"/>
+          <w:insideV w:val="single" w:color="auto" w:sz="4"/>
+        </w:tblBorders>
+      </w:tblPr>
+      <w:tblGrid>
+        <w:gridCol w:w="100"/>
+      </w:tblGrid>
+      <w:tr>
+        <w:tc>
+          <w:tcPr>
+            <w:shd w:fill="FBF3E2" w:color="auto" w:val="clear"/>
+            <w:tcMar>
+              <w:top w:type="dxa" w:w="60"/>
+              <w:left w:type="dxa" w:w="120"/>
+              <w:bottom w:type="dxa" w:w="60"/>
+              <w:right w:type="dxa" w:w="120"/>
+            </w:tcMar>
+          </w:tcPr>
+          <w:p>
+            <w:pPr>
+              <w:spacing w:after="0" w:line="320"/>
+            </w:pPr>
+            <w:r>
+              <w:t xml:space="preserve"/>
+            </w:r>
+          </w:p>
+          <w:p>
+            <w:pPr>
+              <w:spacing w:after="0" w:line="320"/>
+            </w:pPr>
+            <w:r>
+              <w:t xml:space="preserve"/>
+            </w:r>
+          </w:p>
+          <w:p>
+            <w:pPr>
+              <w:spacing w:after="0" w:line="320"/>
+            </w:pPr>
+            <w:r>
+              <w:t xml:space="preserve"/>
+            </w:r>
+          </w:p>
+        </w:tc>
+      </w:tr>
+    </w:tbl>
+    <w:p>
+      <w:pPr>
+        <w:pStyle w:val="Heading2"/>
+        <w:spacing w:after="80" w:before="180"/>
+      </w:pPr>
+      <w:r>
+        <w:rPr>
+          <w:b/>
+          <w:bCs/>
+          <w:color w:val="12355B"/>
+          <w:sz w:val="24"/>
+          <w:szCs w:val="24"/>
+        </w:rPr>
+        <w:t xml:space="preserve">Explain</w:t>
+      </w:r>
+      <w:r>
+        <w:rPr>
+          <w:i/>
+          <w:iCs/>
+          <w:color w:val="B97A12"/>
+          <w:sz w:val="19"/>
+          <w:szCs w:val="19"/>
+        </w:rPr>
+        <w:t xml:space="preserve">   Light language support</w:t>
+      </w:r>
+    </w:p>
+    <w:p>
+      <w:pPr>
+        <w:spacing w:after="60"/>
+      </w:pPr>
+      <w:r>
+        <w:rPr>
+          <w:color w:val="1A2733"/>
+          <w:sz w:val="21"/>
+          <w:szCs w:val="21"/>
+        </w:rPr>
+        <w:t xml:space="preserve">Write a claim, give math evidence, and explain your reasoning.</w:t>
+      </w:r>
+      <w:r>
+        <w:rPr>
+          <w:i/>
+          <w:iCs/>
+          <w:color w:val="5F6F80"/>
+          <w:sz w:val="19"/>
+          <w:szCs w:val="19"/>
+        </w:rPr>
+        <w:br/>
+        <w:t xml:space="preserve">Escribe una afirmación, da evidencia matemática y explica tu razonamiento.</w:t>
+      </w:r>
+    </w:p>
+    <w:p>
+      <w:pPr>
+        <w:spacing w:after="60"/>
+      </w:pPr>
+      <w:r>
+        <w:rPr>
+          <w:color w:val="1A2733"/>
+          <w:sz w:val="21"/>
+          <w:szCs w:val="21"/>
+        </w:rPr>
+        <w:t xml:space="preserve">My claim is ___.</w:t>
+      </w:r>
+      <w:r>
+        <w:rPr>
+          <w:i/>
+          <w:iCs/>
+          <w:color w:val="5F6F80"/>
+          <w:sz w:val="19"/>
+          <w:szCs w:val="19"/>
+        </w:rPr>
+        <w:br/>
+        <w:t xml:space="preserve">Mi afirmación es ___.</w:t>
+      </w:r>
+    </w:p>
+    <w:p>
+      <w:pPr>
+        <w:spacing w:after="60"/>
+      </w:pPr>
+      <w:r>
+        <w:rPr>
+          <w:color w:val="1A2733"/>
+          <w:sz w:val="21"/>
+          <w:szCs w:val="21"/>
+        </w:rPr>
+        <w:t xml:space="preserve">My math evidence is ___.</w:t>
+      </w:r>
+      <w:r>
+        <w:rPr>
+          <w:i/>
+          <w:iCs/>
+          <w:color w:val="5F6F80"/>
+          <w:sz w:val="19"/>
+          <w:szCs w:val="19"/>
+        </w:rPr>
+        <w:br/>
+        <w:t xml:space="preserve">Mi evidencia matemática es ___.</w:t>
+      </w:r>
+    </w:p>
+    <w:p>
+      <w:pPr>
+        <w:spacing w:after="60"/>
+      </w:pPr>
+      <w:r>
+        <w:rPr>
+          <w:color w:val="1A2733"/>
+          <w:sz w:val="21"/>
+          <w:szCs w:val="21"/>
+        </w:rPr>
+        <w:t xml:space="preserve">This proves ___ because ___.</w:t>
+      </w:r>
+      <w:r>
+        <w:rPr>
+          <w:i/>
+          <w:iCs/>
+          <w:color w:val="5F6F80"/>
+          <w:sz w:val="19"/>
+          <w:szCs w:val="19"/>
+        </w:rPr>
+        <w:br/>
+        <w:t xml:space="preserve">Esto demuestra ___ porque ___.</w:t>
+      </w:r>
+    </w:p>
+    <w:tbl>
+      <w:tblPr>
+        <w:tblW w:type="pct" w:w="100%"/>
+        <w:tblBorders>
+          <w:top w:val="single" w:color="C7D2DD" w:sz="6"/>
+          <w:left w:val="single" w:color="C7D2DD" w:sz="6"/>
+          <w:bottom w:val="single" w:color="C7D2DD" w:sz="6"/>
+          <w:right w:val="single" w:color="C7D2DD" w:sz="6"/>
+          <w:insideH w:val="single" w:color="auto" w:sz="4"/>
+          <w:insideV w:val="single" w:color="auto" w:sz="4"/>
+        </w:tblBorders>
+      </w:tblPr>
+      <w:tblGrid>
+        <w:gridCol w:w="100"/>
+      </w:tblGrid>
+      <w:tr>
+        <w:tc>
+          <w:tcPr>
+            <w:shd w:fill="FBF3E2" w:color="auto" w:val="clear"/>
+            <w:tcMar>
+              <w:top w:type="dxa" w:w="60"/>
+              <w:left w:type="dxa" w:w="120"/>
+              <w:bottom w:type="dxa" w:w="60"/>
+              <w:right w:type="dxa" w:w="120"/>
+            </w:tcMar>
+          </w:tcPr>
+          <w:p>
+            <w:pPr>
+              <w:spacing w:after="0" w:line="320"/>
+            </w:pPr>
+            <w:r>
+              <w:t xml:space="preserve"/>
+            </w:r>
+          </w:p>
+          <w:p>
+            <w:pPr>
+              <w:spacing w:after="0" w:line="320"/>
+            </w:pPr>
+            <w:r>
+              <w:t xml:space="preserve"/>
+            </w:r>
+          </w:p>
+          <w:p>
+            <w:pPr>
+              <w:spacing w:after="0" w:line="320"/>
+            </w:pPr>
+            <w:r>
+              <w:t xml:space="preserve"/>
+            </w:r>
+          </w:p>
+          <w:p>
+            <w:pPr>
+              <w:spacing w:after="0" w:line="320"/>
+            </w:pPr>
+            <w:r>
+              <w:t xml:space="preserve"/>
+            </w:r>
+          </w:p>
+          <w:p>
+            <w:pPr>
+              <w:spacing w:after="0" w:line="320"/>
+            </w:pPr>
+            <w:r>
+              <w:t xml:space="preserve"/>
+            </w:r>
+          </w:p>
+        </w:tc>
+      </w:tr>
+    </w:tbl>
+    <w:p>
+      <w:pPr>
+        <w:pStyle w:val="Heading2"/>
+        <w:spacing w:after="80" w:before="180"/>
+      </w:pPr>
+      <w:r>
+        <w:rPr>
+          <w:b/>
+          <w:bCs/>
+          <w:color w:val="12355B"/>
+          <w:sz w:val="24"/>
+          <w:szCs w:val="24"/>
+        </w:rPr>
+        <w:t xml:space="preserve">4. Check Your Explanation</w:t>
+      </w:r>
+      <w:r>
+        <w:rPr>
+          <w:i/>
+          <w:iCs/>
+          <w:color w:val="1FA6A2"/>
+          <w:sz w:val="19"/>
+          <w:szCs w:val="19"/>
+        </w:rPr>
+        <w:t xml:space="preserve">   five quick checks</w:t>
+      </w:r>
+    </w:p>
+    <w:p>
+      <w:pPr>
+        <w:spacing w:after="80"/>
+      </w:pPr>
+      <w:r>
+        <w:rPr>
+          <w:b/>
+          <w:bCs/>
+          <w:color w:val="1FA6A2"/>
+          <w:sz w:val="22"/>
+          <w:szCs w:val="22"/>
+        </w:rPr>
+        <w:t xml:space="preserve">☐  </w:t>
+      </w:r>
+      <w:r>
+        <w:rPr>
+          <w:sz w:val="20"/>
+          <w:szCs w:val="20"/>
+        </w:rPr>
+        <w:t xml:space="preserve">I answered the question.</w:t>
+      </w:r>
+      <w:r>
+        <w:rPr>
+          <w:i/>
+          <w:iCs/>
+          <w:color w:val="5F6F80"/>
+          <w:sz w:val="18"/>
+          <w:szCs w:val="18"/>
+        </w:rPr>
+        <w:br/>
+        <w:t xml:space="preserve">Respondí la pregunta.</w:t>
+      </w:r>
+    </w:p>
+    <w:p>
+      <w:pPr>
+        <w:spacing w:after="80"/>
+      </w:pPr>
+      <w:r>
+        <w:rPr>
+          <w:b/>
+          <w:bCs/>
+          <w:color w:val="1FA6A2"/>
+          <w:sz w:val="22"/>
+          <w:szCs w:val="22"/>
+        </w:rPr>
+        <w:t xml:space="preserve">☐  </w:t>
+      </w:r>
+      <w:r>
+        <w:rPr>
+          <w:sz w:val="20"/>
+          <w:szCs w:val="20"/>
+        </w:rPr>
+        <w:t xml:space="preserve">I used math evidence: numbers, an equation, a model, or a comparison.</w:t>
+      </w:r>
+      <w:r>
+        <w:rPr>
+          <w:i/>
+          <w:iCs/>
+          <w:color w:val="5F6F80"/>
+          <w:sz w:val="18"/>
+          <w:szCs w:val="18"/>
+        </w:rPr>
+        <w:br/>
+        <w:t xml:space="preserve">Usé evidencia matemática: números, una ecuación, un modelo o una comparación.</w:t>
+      </w:r>
+    </w:p>
+    <w:p>
+      <w:pPr>
+        <w:spacing w:after="80"/>
+      </w:pPr>
+      <w:r>
+        <w:rPr>
+          <w:b/>
+          <w:bCs/>
+          <w:color w:val="1FA6A2"/>
+          <w:sz w:val="22"/>
+          <w:szCs w:val="22"/>
+        </w:rPr>
+        <w:t xml:space="preserve">☐  </w:t>
+      </w:r>
+      <w:r>
+        <w:rPr>
+          <w:sz w:val="20"/>
+          <w:szCs w:val="20"/>
+        </w:rPr>
+        <w:t xml:space="preserve">I explained how the evidence proves my answer.</w:t>
+      </w:r>
+      <w:r>
+        <w:rPr>
+          <w:i/>
+          <w:iCs/>
+          <w:color w:val="5F6F80"/>
+          <w:sz w:val="18"/>
+          <w:szCs w:val="18"/>
+        </w:rPr>
+        <w:br/>
+        <w:t xml:space="preserve">Expliqué cómo la evidencia demuestra mi respuesta.</w:t>
+      </w:r>
+    </w:p>
+    <w:p>
+      <w:pPr>
+        <w:spacing w:after="80"/>
+      </w:pPr>
+      <w:r>
+        <w:rPr>
+          <w:b/>
+          <w:bCs/>
+          <w:color w:val="1FA6A2"/>
+          <w:sz w:val="22"/>
+          <w:szCs w:val="22"/>
+        </w:rPr>
+        <w:t xml:space="preserve">☐  </w:t>
+      </w:r>
+      <w:r>
+        <w:rPr>
+          <w:sz w:val="20"/>
+          <w:szCs w:val="20"/>
+        </w:rPr>
+        <w:t xml:space="preserve">I used at least two math words.</w:t>
+      </w:r>
+      <w:r>
+        <w:rPr>
+          <w:i/>
+          <w:iCs/>
+          <w:color w:val="5F6F80"/>
+          <w:sz w:val="18"/>
+          <w:szCs w:val="18"/>
+        </w:rPr>
+        <w:br/>
+        <w:t xml:space="preserve">Usé por lo menos dos palabras matemáticas.</w:t>
+      </w:r>
+    </w:p>
+    <w:p>
+      <w:pPr>
+        <w:spacing w:after="80"/>
+      </w:pPr>
+      <w:r>
+        <w:rPr>
+          <w:b/>
+          <w:bCs/>
+          <w:color w:val="1FA6A2"/>
+          <w:sz w:val="22"/>
+          <w:szCs w:val="22"/>
+        </w:rPr>
+        <w:t xml:space="preserve">☐  </w:t>
+      </w:r>
+      <w:r>
+        <w:rPr>
+          <w:sz w:val="20"/>
+          <w:szCs w:val="20"/>
+        </w:rPr>
+        <w:t xml:space="preserve">I reread complete sentences and punctuation.</w:t>
+      </w:r>
+      <w:r>
+        <w:rPr>
+          <w:i/>
+          <w:iCs/>
+          <w:color w:val="5F6F80"/>
+          <w:sz w:val="18"/>
+          <w:szCs w:val="18"/>
+        </w:rPr>
+        <w:br/>
+        <w:t xml:space="preserve">Volví a leer mis oraciones completas y la puntuación.</w:t>
+      </w:r>
+    </w:p>
+    <w:p>
+      <w:pPr>
+        <w:pStyle w:val="Heading1"/>
+        <w:pageBreakBefore/>
+        <w:pBdr>
+          <w:bottom w:val="single" w:color="1FA6A2" w:sz="14" w:space="6"/>
+        </w:pBdr>
+        <w:spacing w:after="140" w:before="0"/>
+      </w:pPr>
+      <w:r>
+        <w:rPr>
+          <w:b/>
+          <w:bCs/>
+          <w:color w:val="12355B"/>
+          <w:sz w:val="30"/>
+          <w:szCs w:val="30"/>
+        </w:rPr>
+        <w:t xml:space="preserve">Worked Example</w:t>
+      </w:r>
+    </w:p>
+    <w:p>
+      <w:pPr>
+        <w:pStyle w:val="Heading2"/>
+        <w:spacing w:after="80" w:before="180"/>
+      </w:pPr>
+      <w:r>
+        <w:rPr>
+          <w:b/>
+          <w:bCs/>
+          <w:color w:val="12355B"/>
+          <w:sz w:val="24"/>
+          <w:szCs w:val="24"/>
+        </w:rPr>
+        <w:t xml:space="preserve">Watch &amp; Read</w:t>
+      </w:r>
+      <w:r>
+        <w:rPr>
+          <w:i/>
+          <w:iCs/>
+          <w:color w:val="1FA6A2"/>
+          <w:sz w:val="19"/>
+          <w:szCs w:val="19"/>
+        </w:rPr>
+        <w:t xml:space="preserve">   I Do — follow along with your teacher</w:t>
+      </w:r>
+    </w:p>
+    <w:tbl>
+      <w:tblPr>
+        <w:tblW w:type="pct" w:w="100%"/>
+        <w:tblBorders>
+          <w:top w:val="single" w:color="1FA6A2" w:sz="8"/>
+          <w:left w:val="single" w:color="1FA6A2" w:sz="8"/>
+          <w:bottom w:val="single" w:color="1FA6A2" w:sz="8"/>
+          <w:right w:val="single" w:color="1FA6A2" w:sz="8"/>
+          <w:insideH w:val="single" w:color="auto" w:sz="4"/>
+          <w:insideV w:val="single" w:color="auto" w:sz="4"/>
+        </w:tblBorders>
+      </w:tblPr>
+      <w:tblGrid>
+        <w:gridCol w:w="100"/>
+      </w:tblGrid>
+      <w:tr>
+        <w:tc>
+          <w:tcPr>
+            <w:shd w:fill="E6F4F3" w:color="auto" w:val="clear"/>
+            <w:tcMar>
+              <w:top w:type="dxa" w:w="120"/>
+              <w:left w:type="dxa" w:w="180"/>
+              <w:bottom w:type="dxa" w:w="120"/>
+              <w:right w:type="dxa" w:w="180"/>
+            </w:tcMar>
+          </w:tcPr>
+          <w:p>
+            <w:pPr>
+              <w:spacing w:after="60"/>
+            </w:pPr>
+            <w:r>
+              <w:rPr>
+                <w:b/>
+                <w:bCs/>
+                <w:color w:val="12355B"/>
+                <w:sz w:val="22"/>
+                <w:szCs w:val="22"/>
+              </w:rPr>
+              <w:t xml:space="preserve">Stats Report Decision</w:t>
+            </w:r>
+          </w:p>
+          <w:p>
+            <w:pPr>
+              <w:spacing w:after="0"/>
+            </w:pPr>
+            <w:r>
+              <w:rPr>
+                <w:sz w:val="21"/>
+                <w:szCs w:val="21"/>
+              </w:rPr>
+              <w:t xml:space="preserve">The league is creating awards for the season. For the scoring title, they need to pick the best measure of a typical game. Here are the top scorer's points per game: 22, 24, 20, 25, 23, 21, 58. That 58-point game was a record-breaker! Should the league report the mean (27.6) or the median (23) as the player's typical scoring?</w:t>
+            </w:r>
+          </w:p>
+        </w:tc>
+      </w:tr>
+    </w:tbl>
+    <w:p>
+      <w:pPr>
+        <w:spacing w:after="80"/>
+      </w:pPr>
+      <w:r>
+        <w:t xml:space="preserve"/>
+      </w:r>
+    </w:p>
+    <w:p>
+      <w:pPr>
+        <w:spacing w:after="50" w:before="60"/>
+      </w:pPr>
+      <w:r>
+        <w:rPr>
+          <w:b/>
+          <w:bCs/>
+          <w:color w:val="12355B"/>
+          <w:sz w:val="21"/>
+          <w:szCs w:val="21"/>
+        </w:rPr>
+        <w:t xml:space="preserve">Think about:</w:t>
+      </w:r>
+    </w:p>
+    <w:p>
+      <w:pPr>
+        <w:spacing w:after="40"/>
+        <w:ind w:left="300"/>
+      </w:pPr>
+      <w:r>
+        <w:rPr>
+          <w:sz w:val="20"/>
+          <w:szCs w:val="20"/>
+        </w:rPr>
+        <w:t xml:space="preserve">•  How does the 58-point game compare to the other scores?</w:t>
+      </w:r>
+    </w:p>
+    <w:p>
+      <w:pPr>
+        <w:spacing w:after="40"/>
+        <w:ind w:left="300"/>
+      </w:pPr>
+      <w:r>
+        <w:rPr>
+          <w:sz w:val="20"/>
+          <w:szCs w:val="20"/>
+        </w:rPr>
+        <w:t xml:space="preserve">•  What is the mean? What is the median?</w:t>
+      </w:r>
+    </w:p>
+    <w:p>
+      <w:pPr>
+        <w:spacing w:after="40"/>
+        <w:ind w:left="300"/>
+      </w:pPr>
+      <w:r>
+        <w:rPr>
+          <w:sz w:val="20"/>
+          <w:szCs w:val="20"/>
+        </w:rPr>
+        <w:t xml:space="preserve">•  Which measure is closer to what this player usually scores?</w:t>
+      </w:r>
+    </w:p>
+    <w:p>
+      <w:pPr>
+        <w:spacing w:after="40"/>
+        <w:ind w:left="300"/>
+      </w:pPr>
+      <w:r>
+        <w:rPr>
+          <w:sz w:val="20"/>
+          <w:szCs w:val="20"/>
+        </w:rPr>
+        <w:t xml:space="preserve">•  When does an outlier make the mean misleading?</w:t>
+      </w:r>
+    </w:p>
+    <w:p>
+      <w:pPr>
+        <w:spacing w:after="40"/>
+        <w:ind w:left="300"/>
+      </w:pPr>
+      <w:r>
+        <w:rPr>
+          <w:sz w:val="20"/>
+          <w:szCs w:val="20"/>
+        </w:rPr>
+        <w:t xml:space="preserve">•  Is there a rule for when to use mean vs. median?</w:t>
+      </w:r>
+    </w:p>
+    <w:p>
+      <w:pPr>
+        <w:pStyle w:val="Heading2"/>
+        <w:spacing w:after="80" w:before="180"/>
+      </w:pPr>
+      <w:r>
+        <w:rPr>
+          <w:b/>
+          <w:bCs/>
+          <w:color w:val="12355B"/>
+          <w:sz w:val="24"/>
+          <w:szCs w:val="24"/>
+        </w:rPr>
+        <w:t xml:space="preserve">Solved Example</w:t>
+      </w:r>
+      <w:r>
+        <w:rPr>
+          <w:i/>
+          <w:iCs/>
+          <w:color w:val="1FA6A2"/>
+          <w:sz w:val="19"/>
+          <w:szCs w:val="19"/>
+        </w:rPr>
+        <w:t xml:space="preserve">   I Do — watch each step</w:t>
+      </w:r>
+    </w:p>
+    <w:p>
+      <w:pPr>
+        <w:keepNext/>
+        <w:spacing w:after="40"/>
+      </w:pPr>
+      <w:r>
+        <w:rPr>
+          <w:b/>
+          <w:bCs/>
+          <w:color w:val="12355B"/>
+          <w:sz w:val="21"/>
+          <w:szCs w:val="21"/>
+        </w:rPr>
+        <w:t xml:space="preserve">Problem:  </w:t>
+      </w:r>
+      <w:r>
+        <w:rPr>
+          <w:sz w:val="21"/>
+          <w:szCs w:val="21"/>
+        </w:rPr>
+        <w:t xml:space="preserve">A gymnast's scores are: 8.5, 8.8, 8.7, 8.6, 8.9. There are no outliers. Which measure best represents a typical score?</w:t>
+      </w:r>
+    </w:p>
+    <w:p>
+      <w:pPr>
+        <w:spacing w:after="30"/>
+        <w:ind w:left="420"/>
+      </w:pPr>
+      <w:r>
+        <w:rPr>
+          <w:sz w:val="20"/>
+          <w:szCs w:val="20"/>
+        </w:rPr>
+        <w:t xml:space="preserve">A)  Mean</w:t>
+      </w:r>
+    </w:p>
+    <w:p>
+      <w:pPr>
+        <w:spacing w:after="30"/>
+        <w:ind w:left="420"/>
+      </w:pPr>
+      <w:r>
+        <w:rPr>
+          <w:sz w:val="20"/>
+          <w:szCs w:val="20"/>
+        </w:rPr>
+        <w:t xml:space="preserve">B)  Median</w:t>
+      </w:r>
+    </w:p>
+    <w:p>
+      <w:pPr>
+        <w:spacing w:after="30"/>
+        <w:ind w:left="420"/>
+      </w:pPr>
+      <w:r>
+        <w:rPr>
+          <w:sz w:val="20"/>
+          <w:szCs w:val="20"/>
+        </w:rPr>
+        <w:t xml:space="preserve">C)  Neither — the data is too small</w:t>
+      </w:r>
+    </w:p>
+    <w:p>
+      <w:pPr>
+        <w:spacing w:after="30"/>
+        <w:ind w:left="420"/>
+      </w:pPr>
+      <w:r>
+        <w:rPr>
+          <w:sz w:val="20"/>
+          <w:szCs w:val="20"/>
+        </w:rPr>
+        <w:t xml:space="preserve">D)  Both are equally bad</w:t>
+      </w:r>
+    </w:p>
+    <w:p>
+      <w:pPr>
+        <w:spacing w:after="20" w:before="50"/>
+      </w:pPr>
+      <w:r>
+        <w:rPr>
+          <w:b/>
+          <w:bCs/>
+          <w:color w:val="1FA6A2"/>
+          <w:sz w:val="21"/>
+          <w:szCs w:val="21"/>
+        </w:rPr>
+        <w:t xml:space="preserve">Step 1:  </w:t>
+      </w:r>
+      <w:r>
+        <w:rPr>
+          <w:sz w:val="21"/>
+          <w:szCs w:val="21"/>
+        </w:rPr>
+        <w:t xml:space="preserve">The data is symmetric with no outliers, so the mean (8.7) best represents the typical score.</w:t>
+      </w:r>
+    </w:p>
+    <w:p>
+      <w:pPr>
+        <w:spacing w:after="40" w:before="60"/>
+      </w:pPr>
+      <w:r>
+        <w:rPr>
+          <w:b/>
+          <w:bCs/>
+          <w:color w:val="12355B"/>
+          <w:sz w:val="21"/>
+          <w:szCs w:val="21"/>
+        </w:rPr>
+        <w:t xml:space="preserve">Answer:  </w:t>
+      </w:r>
+      <w:r>
+        <w:rPr>
+          <w:b/>
+          <w:bCs/>
+          <w:sz w:val="21"/>
+          <w:szCs w:val="21"/>
+        </w:rPr>
+        <w:t xml:space="preserve">A. Mean</w:t>
+      </w:r>
+    </w:p>
+    <w:p>
+      <w:pPr>
+        <w:pStyle w:val="Heading1"/>
+        <w:pageBreakBefore/>
+        <w:pBdr>
+          <w:bottom w:val="single" w:color="1FA6A2" w:sz="14" w:space="6"/>
+        </w:pBdr>
+        <w:spacing w:after="140" w:before="0"/>
+      </w:pPr>
+      <w:r>
+        <w:rPr>
+          <w:b/>
+          <w:bCs/>
+          <w:color w:val="12355B"/>
+          <w:sz w:val="30"/>
+          <w:szCs w:val="30"/>
+        </w:rPr>
+        <w:t xml:space="preserve">Guided Practice</w:t>
+      </w:r>
+    </w:p>
+    <w:p>
+      <w:pPr>
+        <w:pStyle w:val="Heading2"/>
+        <w:spacing w:after="80" w:before="180"/>
+      </w:pPr>
+      <w:r>
+        <w:rPr>
+          <w:b/>
+          <w:bCs/>
+          <w:color w:val="12355B"/>
+          <w:sz w:val="24"/>
+          <w:szCs w:val="24"/>
+        </w:rPr>
+        <w:t xml:space="preserve">Solve Together</w:t>
+      </w:r>
+      <w:r>
+        <w:rPr>
+          <w:i/>
+          <w:iCs/>
+          <w:color w:val="6B4FA0"/>
+          <w:sz w:val="19"/>
+          <w:szCs w:val="19"/>
+        </w:rPr>
+        <w:t xml:space="preserve">   We Do — work with your class</w:t>
+      </w:r>
+    </w:p>
+    <w:p>
+      <w:pPr>
+        <w:keepNext/>
+        <w:spacing w:after="40" w:before="40"/>
+      </w:pPr>
+      <w:r>
+        <w:rPr>
+          <w:b/>
+          <w:bCs/>
+          <w:color w:val="12355B"/>
+          <w:sz w:val="21"/>
+          <w:szCs w:val="21"/>
+        </w:rPr>
+        <w:t xml:space="preserve">Problem:  </w:t>
+      </w:r>
+      <w:r>
+        <w:rPr>
+          <w:sz w:val="21"/>
+          <w:szCs w:val="21"/>
+        </w:rPr>
+        <w:t xml:space="preserve">A runner's mile times are: 7:10, 7:15, 7:12, 7:20, 12:00. The 12:00 was due to a cramp. Which measure best represents a typical mile?</w:t>
+      </w:r>
+    </w:p>
+    <w:p>
+      <w:pPr>
+        <w:spacing w:after="30"/>
+        <w:ind w:left="420"/>
+      </w:pPr>
+      <w:r>
+        <w:rPr>
+          <w:sz w:val="20"/>
+          <w:szCs w:val="20"/>
+        </w:rPr>
+        <w:t xml:space="preserve">A)  Median — the outlier 12:00 pulls the mean too high</w:t>
+      </w:r>
+    </w:p>
+    <w:p>
+      <w:pPr>
+        <w:spacing w:after="30"/>
+        <w:ind w:left="420"/>
+      </w:pPr>
+      <w:r>
+        <w:rPr>
+          <w:sz w:val="20"/>
+          <w:szCs w:val="20"/>
+        </w:rPr>
+        <w:t xml:space="preserve">B)  Mean — it uses all the data</w:t>
+      </w:r>
+    </w:p>
+    <w:p>
+      <w:pPr>
+        <w:spacing w:after="30"/>
+        <w:ind w:left="420"/>
+      </w:pPr>
+      <w:r>
+        <w:rPr>
+          <w:sz w:val="20"/>
+          <w:szCs w:val="20"/>
+        </w:rPr>
+        <w:t xml:space="preserve">C)  Mode — it shows the most common time</w:t>
+      </w:r>
+    </w:p>
+    <w:p>
+      <w:pPr>
+        <w:spacing w:after="30"/>
+        <w:ind w:left="420"/>
+      </w:pPr>
+      <w:r>
+        <w:rPr>
+          <w:sz w:val="20"/>
+          <w:szCs w:val="20"/>
+        </w:rPr>
+        <w:t xml:space="preserve">D)  Neither measure works</w:t>
+      </w:r>
+    </w:p>
+    <w:p>
+      <w:pPr>
+        <w:keepNext/>
+        <w:spacing w:after="0" w:before="50"/>
+      </w:pPr>
+      <w:r>
+        <w:rPr>
+          <w:b/>
+          <w:bCs/>
+          <w:color w:val="6B4FA0"/>
+          <w:sz w:val="21"/>
+          <w:szCs w:val="21"/>
+        </w:rPr>
+        <w:t xml:space="preserve">Step 1:</w:t>
+      </w:r>
+    </w:p>
+    <w:p>
+      <w:pPr>
+        <w:pBdr>
+          <w:bottom w:val="single" w:color="AFBECC" w:sz="6"/>
+        </w:pBdr>
+        <w:spacing w:after="30" w:before="150"/>
+      </w:pPr>
+      <w:r>
+        <w:t xml:space="preserve"/>
+      </w:r>
+    </w:p>
+    <w:p>
+      <w:pPr>
+        <w:keepNext/>
+        <w:spacing w:after="0" w:before="50"/>
+      </w:pPr>
+      <w:r>
+        <w:rPr>
+          <w:b/>
+          <w:bCs/>
+          <w:color w:val="6B4FA0"/>
+          <w:sz w:val="21"/>
+          <w:szCs w:val="21"/>
+        </w:rPr>
+        <w:t xml:space="preserve">Step 2:</w:t>
+      </w:r>
+    </w:p>
+    <w:p>
+      <w:pPr>
+        <w:pBdr>
+          <w:bottom w:val="single" w:color="AFBECC" w:sz="6"/>
+        </w:pBdr>
+        <w:spacing w:after="30" w:before="150"/>
+      </w:pPr>
+      <w:r>
+        <w:t xml:space="preserve"/>
+      </w:r>
+    </w:p>
+    <w:p>
+      <w:pPr>
+        <w:keepNext/>
+        <w:spacing w:after="0" w:before="60"/>
+      </w:pPr>
+      <w:r>
+        <w:rPr>
+          <w:b/>
+          <w:bCs/>
+          <w:color w:val="12355B"/>
+          <w:sz w:val="21"/>
+          <w:szCs w:val="21"/>
+        </w:rPr>
+        <w:t xml:space="preserve">Answer:</w:t>
+      </w:r>
+    </w:p>
+    <w:p>
+      <w:pPr>
+        <w:pBdr>
+          <w:bottom w:val="single" w:color="AFBECC" w:sz="6"/>
+        </w:pBdr>
+        <w:spacing w:after="30" w:before="150"/>
+      </w:pPr>
+      <w:r>
+        <w:t xml:space="preserve"/>
+      </w:r>
+    </w:p>
+    <w:p>
+      <w:pPr>
+        <w:spacing w:after="80"/>
+      </w:pPr>
+      <w:r>
+        <w:t xml:space="preserve"/>
+      </w:r>
+    </w:p>
+    <w:tbl>
+      <w:tblPr>
+        <w:tblW w:type="pct" w:w="100%"/>
+        <w:tblBorders>
+          <w:top w:val="single" w:color="BBD0DE" w:sz="8"/>
+          <w:left w:val="single" w:color="BBD0DE" w:sz="8"/>
+          <w:bottom w:val="single" w:color="BBD0DE" w:sz="8"/>
+          <w:right w:val="single" w:color="BBD0DE" w:sz="8"/>
+          <w:insideH w:val="single" w:color="auto" w:sz="4"/>
+          <w:insideV w:val="single" w:color="auto" w:sz="4"/>
+        </w:tblBorders>
+      </w:tblPr>
+      <w:tblGrid>
+        <w:gridCol w:w="100"/>
+      </w:tblGrid>
+      <w:tr>
+        <w:tc>
+          <w:tcPr>
+            <w:shd w:fill="EEF4F8" w:color="auto" w:val="clear"/>
+            <w:tcMar>
+              <w:top w:type="dxa" w:w="120"/>
+              <w:left w:type="dxa" w:w="180"/>
+              <w:bottom w:type="dxa" w:w="120"/>
+              <w:right w:type="dxa" w:w="180"/>
+            </w:tcMar>
+          </w:tcPr>
+          <w:p>
+            <w:pPr>
               <w:spacing w:after="60"/>
             </w:pPr>
             <w:r>
@@ -3665,6 +4961,97 @@
           <w:szCs w:val="19"/>
         </w:rPr>
         <w:t xml:space="preserve">  — The value 72 is an outlier. The mean (25.5) is pulled high by 72 and doesn't represent the typical values. The median (16.5) is a better measure of center.</w:t>
+      </w:r>
+    </w:p>
+    <w:p>
+      <w:pPr>
+        <w:pStyle w:val="Heading2"/>
+        <w:spacing w:after="80" w:before="180"/>
+      </w:pPr>
+      <w:r>
+        <w:rPr>
+          <w:b/>
+          <w:bCs/>
+          <w:color w:val="12355B"/>
+          <w:sz w:val="24"/>
+          <w:szCs w:val="24"/>
+        </w:rPr>
+        <w:t xml:space="preserve">Math Writing Criteria</w:t>
+      </w:r>
+    </w:p>
+    <w:p>
+      <w:pPr>
+        <w:spacing w:after="100"/>
+      </w:pPr>
+      <w:r>
+        <w:rPr>
+          <w:i/>
+          <w:iCs/>
+          <w:color w:val="5F6F80"/>
+          <w:sz w:val="19"/>
+          <w:szCs w:val="19"/>
+        </w:rPr>
+        <w:t xml:space="preserve">The support level changes the amount of language scaffolding, not the mathematical expectation.</w:t>
+      </w:r>
+    </w:p>
+    <w:p>
+      <w:pPr>
+        <w:spacing w:after="80"/>
+      </w:pPr>
+      <w:r>
+        <w:rPr>
+          <w:sz w:val="20"/>
+          <w:szCs w:val="20"/>
+        </w:rPr>
+        <w:t xml:space="preserve">☐  I answered the question.</w:t>
+      </w:r>
+    </w:p>
+    <w:p>
+      <w:pPr>
+        <w:spacing w:after="80"/>
+      </w:pPr>
+      <w:r>
+        <w:rPr>
+          <w:sz w:val="20"/>
+          <w:szCs w:val="20"/>
+        </w:rPr>
+        <w:t xml:space="preserve">☐  I used math evidence: numbers, an equation, a model, or a comparison.</w:t>
+      </w:r>
+    </w:p>
+    <w:p>
+      <w:pPr>
+        <w:spacing w:after="80"/>
+      </w:pPr>
+      <w:r>
+        <w:rPr>
+          <w:sz w:val="20"/>
+          <w:szCs w:val="20"/>
+        </w:rPr>
+        <w:t xml:space="preserve">☐  I explained how the evidence proves my answer.</w:t>
+      </w:r>
+    </w:p>
+    <w:p>
+      <w:pPr>
+        <w:spacing w:after="80"/>
+      </w:pPr>
+      <w:r>
+        <w:rPr>
+          <w:sz w:val="20"/>
+          <w:szCs w:val="20"/>
+        </w:rPr>
+        <w:t xml:space="preserve">☐  I used at least two math words.</w:t>
+      </w:r>
+    </w:p>
+    <w:p>
+      <w:pPr>
+        <w:spacing w:after="80"/>
+      </w:pPr>
+      <w:r>
+        <w:rPr>
+          <w:sz w:val="20"/>
+          <w:szCs w:val="20"/>
+        </w:rPr>
+        <w:t xml:space="preserve">☐  I reread complete sentences and punctuation.</w:t>
       </w:r>
     </w:p>
     <w:sectPr>

--- a/lessons/8-4/downloads/8-4-notes-teacher.docx
+++ b/lessons/8-4/downloads/8-4-notes-teacher.docx
@@ -1322,7 +1322,7 @@
                 <w:sz w:val="18"/>
                 <w:szCs w:val="18"/>
               </w:rPr>
-              <w:t xml:space="preserve">"No more than 8 people" means people ≤ 8.</w:t>
+              <w:t xml:space="preserve">“No more than 8 people” means people ≤ 8.</w:t>
             </w:r>
           </w:p>
         </w:tc>
@@ -1447,7 +1447,7 @@
           <w:sz w:val="22"/>
           <w:szCs w:val="22"/>
         </w:rPr>
-        <w:t xml:space="preserve">__________  —  Represent a range of possible values with &lt;, &gt;, ≤, or ≥.</w:t>
+        <w:t xml:space="preserve">Use &lt;, &gt;, ≤ or ≥ when the answer is a ___ of values rather than one.</w:t>
       </w:r>
     </w:p>
     <w:p>

--- a/lessons/8-4/downloads/8-4-notes-teacher.docx
+++ b/lessons/8-4/downloads/8-4-notes-teacher.docx
@@ -219,10 +219,12 @@
     <w:p>
       <w:pPr>
         <w:pStyle w:val="Heading1"/>
+        <w:keepNext/>
+        <w:keepLines/>
         <w:pBdr>
           <w:bottom w:val="single" w:color="1FA6A2" w:sz="14" w:space="6"/>
         </w:pBdr>
-        <w:spacing w:after="140" w:before="260"/>
+        <w:spacing w:after="140" w:before="300"/>
       </w:pPr>
       <w:r>
         <w:rPr>
@@ -1331,10 +1333,12 @@
     <w:p>
       <w:pPr>
         <w:pStyle w:val="Heading1"/>
+        <w:keepNext/>
+        <w:keepLines/>
         <w:pBdr>
           <w:bottom w:val="single" w:color="1FA6A2" w:sz="14" w:space="6"/>
         </w:pBdr>
-        <w:spacing w:after="140" w:before="260"/>
+        <w:spacing w:after="140" w:before="300"/>
       </w:pPr>
       <w:r>
         <w:rPr>
@@ -1430,7 +1434,8 @@
     </w:p>
     <w:p>
       <w:pPr>
-        <w:spacing w:after="120" w:before="80"/>
+        <w:keepLines/>
+        <w:spacing w:after="260" w:before="200"/>
       </w:pPr>
       <w:r>
         <w:rPr>
@@ -1447,34 +1452,27 @@
           <w:sz w:val="22"/>
           <w:szCs w:val="22"/>
         </w:rPr>
-        <w:t xml:space="preserve">Use &lt;, &gt;, ≤ or ≥ when the answer is a ___ of values rather than one.</w:t>
-      </w:r>
-    </w:p>
-    <w:p>
-      <w:pPr>
-        <w:spacing w:after="120" w:before="80"/>
-      </w:pPr>
-      <w:r>
-        <w:rPr>
-          <w:b/>
-          <w:bCs/>
-          <w:color w:val="12355B"/>
+        <w:t xml:space="preserve">Use &lt;, &gt;, ≤ or ≥ when the answer is a </w:t>
+      </w:r>
+      <w:r>
+        <w:rPr>
           <w:sz w:val="22"/>
           <w:szCs w:val="22"/>
         </w:rPr>
-        <w:t xml:space="preserve">2.  </w:t>
+        <w:t xml:space="preserve">________________</w:t>
       </w:r>
       <w:r>
         <w:rPr>
           <w:sz w:val="22"/>
           <w:szCs w:val="22"/>
         </w:rPr>
-        <w:t xml:space="preserve">A math sentence comparing values with &lt;, &gt;, ≤, or ≥ is an ___.</w:t>
-      </w:r>
-    </w:p>
-    <w:p>
-      <w:pPr>
-        <w:spacing w:after="120" w:before="80"/>
+        <w:t xml:space="preserve"> of values rather than one.</w:t>
+      </w:r>
+    </w:p>
+    <w:p>
+      <w:pPr>
+        <w:keepLines/>
+        <w:spacing w:after="260" w:before="200"/>
       </w:pPr>
       <w:r>
         <w:rPr>
@@ -1484,41 +1482,34 @@
           <w:sz w:val="22"/>
           <w:szCs w:val="22"/>
         </w:rPr>
-        <w:t xml:space="preserve">3.  </w:t>
+        <w:t xml:space="preserve">2.  </w:t>
       </w:r>
       <w:r>
         <w:rPr>
           <w:sz w:val="22"/>
           <w:szCs w:val="22"/>
         </w:rPr>
-        <w:t xml:space="preserve">The symbol &gt; that means one value is larger than another means ___.</w:t>
-      </w:r>
-    </w:p>
-    <w:p>
-      <w:pPr>
-        <w:spacing w:after="120" w:before="80"/>
-      </w:pPr>
-      <w:r>
-        <w:rPr>
-          <w:b/>
-          <w:bCs/>
-          <w:color w:val="12355B"/>
+        <w:t xml:space="preserve">A math sentence comparing values with &lt;, &gt;, ≤, or ≥ is an </w:t>
+      </w:r>
+      <w:r>
+        <w:rPr>
           <w:sz w:val="22"/>
           <w:szCs w:val="22"/>
         </w:rPr>
-        <w:t xml:space="preserve">4.  </w:t>
+        <w:t xml:space="preserve">________________</w:t>
       </w:r>
       <w:r>
         <w:rPr>
           <w:sz w:val="22"/>
           <w:szCs w:val="22"/>
         </w:rPr>
-        <w:t xml:space="preserve">The symbol &lt; that means one value is smaller than another means ___.</w:t>
-      </w:r>
-    </w:p>
-    <w:p>
-      <w:pPr>
-        <w:spacing w:after="120" w:before="80"/>
+        <w:t xml:space="preserve">.</w:t>
+      </w:r>
+    </w:p>
+    <w:p>
+      <w:pPr>
+        <w:keepLines/>
+        <w:spacing w:after="260" w:before="200"/>
       </w:pPr>
       <w:r>
         <w:rPr>
@@ -1528,41 +1519,34 @@
           <w:sz w:val="22"/>
           <w:szCs w:val="22"/>
         </w:rPr>
-        <w:t xml:space="preserve">5.  </w:t>
+        <w:t xml:space="preserve">3.  </w:t>
       </w:r>
       <w:r>
         <w:rPr>
           <w:sz w:val="22"/>
           <w:szCs w:val="22"/>
         </w:rPr>
-        <w:t xml:space="preserve">'At least' means greater than or equal to, and 'at most' means ___ than or equal to.</w:t>
-      </w:r>
-    </w:p>
-    <w:p>
-      <w:pPr>
-        <w:spacing w:after="120" w:before="80"/>
-      </w:pPr>
-      <w:r>
-        <w:rPr>
-          <w:b/>
-          <w:bCs/>
-          <w:color w:val="12355B"/>
+        <w:t xml:space="preserve">The symbol &gt; that means one value is larger than another means </w:t>
+      </w:r>
+      <w:r>
+        <w:rPr>
           <w:sz w:val="22"/>
           <w:szCs w:val="22"/>
         </w:rPr>
-        <w:t xml:space="preserve">6.  </w:t>
+        <w:t xml:space="preserve">________________</w:t>
       </w:r>
       <w:r>
         <w:rPr>
           <w:sz w:val="22"/>
           <w:szCs w:val="22"/>
         </w:rPr>
-        <w:t xml:space="preserve">A letter that stands for an unknown number is a ___.</w:t>
-      </w:r>
-    </w:p>
-    <w:p>
-      <w:pPr>
-        <w:spacing w:after="120" w:before="80"/>
+        <w:t xml:space="preserve">.</w:t>
+      </w:r>
+    </w:p>
+    <w:p>
+      <w:pPr>
+        <w:keepLines/>
+        <w:spacing w:after="260" w:before="200"/>
       </w:pPr>
       <w:r>
         <w:rPr>
@@ -1572,24 +1556,150 @@
           <w:sz w:val="22"/>
           <w:szCs w:val="22"/>
         </w:rPr>
-        <w:t xml:space="preserve">7.  </w:t>
+        <w:t xml:space="preserve">4.  </w:t>
       </w:r>
       <w:r>
         <w:rPr>
           <w:sz w:val="22"/>
           <w:szCs w:val="22"/>
         </w:rPr>
-        <w:t xml:space="preserve">The phrase that means less than or equal to is "no more than," written with the ___ symbol.</w:t>
+        <w:t xml:space="preserve">The symbol &lt; that means one value is smaller than another means </w:t>
+      </w:r>
+      <w:r>
+        <w:rPr>
+          <w:sz w:val="22"/>
+          <w:szCs w:val="22"/>
+        </w:rPr>
+        <w:t xml:space="preserve">________________</w:t>
+      </w:r>
+      <w:r>
+        <w:rPr>
+          <w:sz w:val="22"/>
+          <w:szCs w:val="22"/>
+        </w:rPr>
+        <w:t xml:space="preserve">.</w:t>
+      </w:r>
+    </w:p>
+    <w:p>
+      <w:pPr>
+        <w:keepLines/>
+        <w:spacing w:after="260" w:before="200"/>
+      </w:pPr>
+      <w:r>
+        <w:rPr>
+          <w:b/>
+          <w:bCs/>
+          <w:color w:val="12355B"/>
+          <w:sz w:val="22"/>
+          <w:szCs w:val="22"/>
+        </w:rPr>
+        <w:t xml:space="preserve">5.  </w:t>
+      </w:r>
+      <w:r>
+        <w:rPr>
+          <w:sz w:val="22"/>
+          <w:szCs w:val="22"/>
+        </w:rPr>
+        <w:t xml:space="preserve">'At least' means greater than or equal to, and 'at most' means </w:t>
+      </w:r>
+      <w:r>
+        <w:rPr>
+          <w:sz w:val="22"/>
+          <w:szCs w:val="22"/>
+        </w:rPr>
+        <w:t xml:space="preserve">________________</w:t>
+      </w:r>
+      <w:r>
+        <w:rPr>
+          <w:sz w:val="22"/>
+          <w:szCs w:val="22"/>
+        </w:rPr>
+        <w:t xml:space="preserve"> than or equal to.</w:t>
+      </w:r>
+    </w:p>
+    <w:p>
+      <w:pPr>
+        <w:keepLines/>
+        <w:spacing w:after="260" w:before="200"/>
+      </w:pPr>
+      <w:r>
+        <w:rPr>
+          <w:b/>
+          <w:bCs/>
+          <w:color w:val="12355B"/>
+          <w:sz w:val="22"/>
+          <w:szCs w:val="22"/>
+        </w:rPr>
+        <w:t xml:space="preserve">6.  </w:t>
+      </w:r>
+      <w:r>
+        <w:rPr>
+          <w:sz w:val="22"/>
+          <w:szCs w:val="22"/>
+        </w:rPr>
+        <w:t xml:space="preserve">A letter that stands for an unknown number is a </w:t>
+      </w:r>
+      <w:r>
+        <w:rPr>
+          <w:sz w:val="22"/>
+          <w:szCs w:val="22"/>
+        </w:rPr>
+        <w:t xml:space="preserve">________________</w:t>
+      </w:r>
+      <w:r>
+        <w:rPr>
+          <w:sz w:val="22"/>
+          <w:szCs w:val="22"/>
+        </w:rPr>
+        <w:t xml:space="preserve">.</w:t>
+      </w:r>
+    </w:p>
+    <w:p>
+      <w:pPr>
+        <w:keepLines/>
+        <w:spacing w:after="260" w:before="200"/>
+      </w:pPr>
+      <w:r>
+        <w:rPr>
+          <w:b/>
+          <w:bCs/>
+          <w:color w:val="12355B"/>
+          <w:sz w:val="22"/>
+          <w:szCs w:val="22"/>
+        </w:rPr>
+        <w:t xml:space="preserve">7.  </w:t>
+      </w:r>
+      <w:r>
+        <w:rPr>
+          <w:sz w:val="22"/>
+          <w:szCs w:val="22"/>
+        </w:rPr>
+        <w:t xml:space="preserve">The phrase that means less than or equal to is "no more than," written with the </w:t>
+      </w:r>
+      <w:r>
+        <w:rPr>
+          <w:sz w:val="22"/>
+          <w:szCs w:val="22"/>
+        </w:rPr>
+        <w:t xml:space="preserve">________________</w:t>
+      </w:r>
+      <w:r>
+        <w:rPr>
+          <w:sz w:val="22"/>
+          <w:szCs w:val="22"/>
+        </w:rPr>
+        <w:t xml:space="preserve"> symbol.</w:t>
       </w:r>
     </w:p>
     <w:p>
       <w:pPr>
         <w:pStyle w:val="Heading1"/>
-        <w:pageBreakBefore/>
+        <w:keepNext/>
+        <w:keepLines/>
         <w:pBdr>
           <w:bottom w:val="single" w:color="1FA6A2" w:sz="14" w:space="6"/>
         </w:pBdr>
-        <w:spacing w:after="140" w:before="0"/>
+        <w:spacing w:after="140" w:before="300"/>
       </w:pPr>
       <w:r>
         <w:rPr>
@@ -2870,11 +2980,12 @@
     <w:p>
       <w:pPr>
         <w:pStyle w:val="Heading1"/>
-        <w:pageBreakBefore/>
+        <w:keepNext/>
+        <w:keepLines/>
         <w:pBdr>
           <w:bottom w:val="single" w:color="1FA6A2" w:sz="14" w:space="6"/>
         </w:pBdr>
-        <w:spacing w:after="140" w:before="0"/>
+        <w:spacing w:after="140" w:before="300"/>
       </w:pPr>
       <w:r>
         <w:rPr>
@@ -3207,11 +3318,12 @@
     <w:p>
       <w:pPr>
         <w:pStyle w:val="Heading1"/>
-        <w:pageBreakBefore/>
+        <w:keepNext/>
+        <w:keepLines/>
         <w:pBdr>
           <w:bottom w:val="single" w:color="1FA6A2" w:sz="14" w:space="6"/>
         </w:pBdr>
-        <w:spacing w:after="140" w:before="0"/>
+        <w:spacing w:after="140" w:before="300"/>
       </w:pPr>
       <w:r>
         <w:rPr>
@@ -3932,11 +4044,12 @@
     <w:p>
       <w:pPr>
         <w:pStyle w:val="Heading1"/>
-        <w:pageBreakBefore/>
+        <w:keepNext/>
+        <w:keepLines/>
         <w:pBdr>
           <w:bottom w:val="single" w:color="1FA6A2" w:sz="14" w:space="6"/>
         </w:pBdr>
-        <w:spacing w:after="140" w:before="0"/>
+        <w:spacing w:after="140" w:before="300"/>
       </w:pPr>
       <w:r>
         <w:rPr>
@@ -4435,11 +4548,12 @@
     <w:p>
       <w:pPr>
         <w:pStyle w:val="Heading1"/>
-        <w:pageBreakBefore/>
+        <w:keepNext/>
+        <w:keepLines/>
         <w:pBdr>
           <w:bottom w:val="single" w:color="1FA6A2" w:sz="14" w:space="6"/>
         </w:pBdr>
-        <w:spacing w:after="140" w:before="0"/>
+        <w:spacing w:after="140" w:before="300"/>
       </w:pPr>
       <w:r>
         <w:rPr>
@@ -4552,6 +4666,8 @@
     <w:p>
       <w:pPr>
         <w:pStyle w:val="Heading1"/>
+        <w:keepNext/>
+        <w:keepLines/>
         <w:pageBreakBefore/>
         <w:pBdr>
           <w:bottom w:val="single" w:color="1FA6A2" w:sz="14" w:space="6"/>

--- a/lessons/8-4/downloads/8-4-notes-teacher.docx
+++ b/lessons/8-4/downloads/8-4-notes-teacher.docx
@@ -1712,47 +1712,6 @@
         <w:t xml:space="preserve">Write About the Math</w:t>
       </w:r>
     </w:p>
-    <w:p>
-      <w:pPr>
-        <w:spacing w:after="100"/>
-      </w:pPr>
-      <w:r>
-        <w:rPr>
-          <w:i/>
-          <w:iCs/>
-          <w:color w:val="5F6F80"/>
-          <w:sz w:val="19"/>
-          <w:szCs w:val="19"/>
-        </w:rPr>
-        <w:t xml:space="preserve">Use the support level you need. Every level answers the same math question.</w:t>
-      </w:r>
-    </w:p>
-    <w:p>
-      <w:pPr>
-        <w:pStyle w:val="Heading2"/>
-        <w:spacing w:after="80" w:before="180"/>
-      </w:pPr>
-      <w:r>
-        <w:rPr>
-          <w:b/>
-          <w:bCs/>
-          <w:color w:val="12355B"/>
-          <w:sz w:val="24"/>
-          <w:szCs w:val="24"/>
-        </w:rPr>
-        <w:t xml:space="preserve">1. Understand the Question</w:t>
-      </w:r>
-      <w:r>
-        <w:rPr>
-          <w:i/>
-          <w:iCs/>
-          <w:color w:val="B97A12"/>
-          <w:sz w:val="19"/>
-          <w:szCs w:val="19"/>
-        </w:rPr>
-        <w:t xml:space="preserve">   explain</w:t>
-      </w:r>
-    </w:p>
     <w:tbl>
       <w:tblPr>
         <w:tblW w:type="pct" w:w="100%"/>
@@ -1791,344 +1750,6 @@
               </w:rPr>
               <w:t xml:space="preserve">What speeds are possible for the getaway car? How did the phrase 'at most' help you write the inequality?</w:t>
             </w:r>
-          </w:p>
-          <w:p>
-            <w:pPr>
-              <w:spacing w:after="0"/>
-            </w:pPr>
-            <w:r>
-              <w:rPr>
-                <w:b/>
-                <w:bCs/>
-                <w:color w:val="12355B"/>
-                <w:sz w:val="20"/>
-                <w:szCs w:val="20"/>
-              </w:rPr>
-              <w:t xml:space="preserve">Your job:  </w:t>
-            </w:r>
-            <w:r>
-              <w:rPr>
-                <w:sz w:val="20"/>
-                <w:szCs w:val="20"/>
-              </w:rPr>
-              <w:t xml:space="preserve">Answer the question. Use math evidence. Explain how the evidence proves your answer.</w:t>
-            </w:r>
-            <w:r>
-              <w:rPr>
-                <w:i/>
-                <w:iCs/>
-                <w:color w:val="5F6F80"/>
-                <w:sz w:val="18"/>
-                <w:szCs w:val="18"/>
-              </w:rPr>
-              <w:br/>
-              <w:t xml:space="preserve">Responde la pregunta. Usa evidencia matemática. Explica cómo la evidencia demuestra tu respuesta.</w:t>
-            </w:r>
-          </w:p>
-        </w:tc>
-      </w:tr>
-    </w:tbl>
-    <w:p>
-      <w:pPr>
-        <w:pStyle w:val="Heading2"/>
-        <w:spacing w:after="80" w:before="180"/>
-      </w:pPr>
-      <w:r>
-        <w:rPr>
-          <w:b/>
-          <w:bCs/>
-          <w:color w:val="12355B"/>
-          <w:sz w:val="24"/>
-          <w:szCs w:val="24"/>
-        </w:rPr>
-        <w:t xml:space="preserve">2. Plan Your Math Words</w:t>
-      </w:r>
-      <w:r>
-        <w:rPr>
-          <w:i/>
-          <w:iCs/>
-          <w:color w:val="1FA6A2"/>
-          <w:sz w:val="19"/>
-          <w:szCs w:val="19"/>
-        </w:rPr>
-        <w:t xml:space="preserve">   check at least two</w:t>
-      </w:r>
-    </w:p>
-    <w:p>
-      <w:pPr>
-        <w:spacing w:after="60"/>
-      </w:pPr>
-      <w:r>
-        <w:rPr>
-          <w:b/>
-          <w:bCs/>
-          <w:color w:val="1FA6A2"/>
-          <w:sz w:val="22"/>
-          <w:szCs w:val="22"/>
-        </w:rPr>
-        <w:t xml:space="preserve">☐  </w:t>
-      </w:r>
-      <w:r>
-        <w:rPr>
-          <w:b/>
-          <w:bCs/>
-          <w:color w:val="12355B"/>
-          <w:sz w:val="20"/>
-          <w:szCs w:val="20"/>
-        </w:rPr>
-        <w:t xml:space="preserve">Write Inequalities — </w:t>
-      </w:r>
-      <w:r>
-        <w:rPr>
-          <w:sz w:val="20"/>
-          <w:szCs w:val="20"/>
-        </w:rPr>
-        <w:t xml:space="preserve">Represent a range of possible values with &lt;, &gt;, ≤, or ≥.</w:t>
-      </w:r>
-      <w:r>
-        <w:rPr>
-          <w:i/>
-          <w:iCs/>
-          <w:color w:val="5F6F80"/>
-          <w:sz w:val="18"/>
-          <w:szCs w:val="18"/>
-        </w:rPr>
-        <w:br/>
-        <w:t xml:space="preserve">Escribir desigualdades — Representar un rango de valores posibles con &lt;, &gt;, ≤ o ≥.</w:t>
-      </w:r>
-    </w:p>
-    <w:p>
-      <w:pPr>
-        <w:spacing w:after="60"/>
-      </w:pPr>
-      <w:r>
-        <w:rPr>
-          <w:b/>
-          <w:bCs/>
-          <w:color w:val="1FA6A2"/>
-          <w:sz w:val="22"/>
-          <w:szCs w:val="22"/>
-        </w:rPr>
-        <w:t xml:space="preserve">☐  </w:t>
-      </w:r>
-      <w:r>
-        <w:rPr>
-          <w:b/>
-          <w:bCs/>
-          <w:color w:val="12355B"/>
-          <w:sz w:val="20"/>
-          <w:szCs w:val="20"/>
-        </w:rPr>
-        <w:t xml:space="preserve">Inequality — </w:t>
-      </w:r>
-      <w:r>
-        <w:rPr>
-          <w:sz w:val="20"/>
-          <w:szCs w:val="20"/>
-        </w:rPr>
-        <w:t xml:space="preserve">A math sentence that compares two sides with &lt;, &gt;, ≤, or ≥.</w:t>
-      </w:r>
-      <w:r>
-        <w:rPr>
-          <w:i/>
-          <w:iCs/>
-          <w:color w:val="5F6F80"/>
-          <w:sz w:val="18"/>
-          <w:szCs w:val="18"/>
-        </w:rPr>
-        <w:br/>
-        <w:t xml:space="preserve">Desigualdad — Una oración matemática que compara dos lados con &lt;, &gt;, ≤ o ≥.</w:t>
-      </w:r>
-    </w:p>
-    <w:p>
-      <w:pPr>
-        <w:spacing w:after="60"/>
-      </w:pPr>
-      <w:r>
-        <w:rPr>
-          <w:b/>
-          <w:bCs/>
-          <w:color w:val="1FA6A2"/>
-          <w:sz w:val="22"/>
-          <w:szCs w:val="22"/>
-        </w:rPr>
-        <w:t xml:space="preserve">☐  </w:t>
-      </w:r>
-      <w:r>
-        <w:rPr>
-          <w:b/>
-          <w:bCs/>
-          <w:color w:val="12355B"/>
-          <w:sz w:val="20"/>
-          <w:szCs w:val="20"/>
-        </w:rPr>
-        <w:t xml:space="preserve">Greater than — </w:t>
-      </w:r>
-      <w:r>
-        <w:rPr>
-          <w:sz w:val="20"/>
-          <w:szCs w:val="20"/>
-        </w:rPr>
-        <w:t xml:space="preserve">The &gt; sign, showing one number is bigger.</w:t>
-      </w:r>
-      <w:r>
-        <w:rPr>
-          <w:i/>
-          <w:iCs/>
-          <w:color w:val="5F6F80"/>
-          <w:sz w:val="18"/>
-          <w:szCs w:val="18"/>
-        </w:rPr>
-        <w:br/>
-        <w:t xml:space="preserve">Mayor que — El signo &gt;, que muestra que un número es mayor.</w:t>
-      </w:r>
-    </w:p>
-    <w:p>
-      <w:pPr>
-        <w:spacing w:after="60"/>
-      </w:pPr>
-      <w:r>
-        <w:rPr>
-          <w:b/>
-          <w:bCs/>
-          <w:color w:val="1FA6A2"/>
-          <w:sz w:val="22"/>
-          <w:szCs w:val="22"/>
-        </w:rPr>
-        <w:t xml:space="preserve">☐  </w:t>
-      </w:r>
-      <w:r>
-        <w:rPr>
-          <w:b/>
-          <w:bCs/>
-          <w:color w:val="12355B"/>
-          <w:sz w:val="20"/>
-          <w:szCs w:val="20"/>
-        </w:rPr>
-        <w:t xml:space="preserve">Less than — </w:t>
-      </w:r>
-      <w:r>
-        <w:rPr>
-          <w:sz w:val="20"/>
-          <w:szCs w:val="20"/>
-        </w:rPr>
-        <w:t xml:space="preserve">The &lt; sign, showing one number is smaller.</w:t>
-      </w:r>
-      <w:r>
-        <w:rPr>
-          <w:i/>
-          <w:iCs/>
-          <w:color w:val="5F6F80"/>
-          <w:sz w:val="18"/>
-          <w:szCs w:val="18"/>
-        </w:rPr>
-        <w:br/>
-        <w:t xml:space="preserve">Menor que — El signo &lt;, que muestra que un número es menor.</w:t>
-      </w:r>
-    </w:p>
-    <w:p>
-      <w:pPr>
-        <w:spacing w:after="60"/>
-      </w:pPr>
-      <w:r>
-        <w:rPr>
-          <w:b/>
-          <w:bCs/>
-          <w:color w:val="1FA6A2"/>
-          <w:sz w:val="22"/>
-          <w:szCs w:val="22"/>
-        </w:rPr>
-        <w:t xml:space="preserve">☐  </w:t>
-      </w:r>
-      <w:r>
-        <w:rPr>
-          <w:b/>
-          <w:bCs/>
-          <w:color w:val="12355B"/>
-          <w:sz w:val="20"/>
-          <w:szCs w:val="20"/>
-        </w:rPr>
-        <w:t xml:space="preserve">At least / At most — </w:t>
-      </w:r>
-      <w:r>
-        <w:rPr>
-          <w:sz w:val="20"/>
-          <w:szCs w:val="20"/>
-        </w:rPr>
-        <w:t xml:space="preserve">'At least' means ≥. 'At most' means ≤.</w:t>
-      </w:r>
-      <w:r>
-        <w:rPr>
-          <w:i/>
-          <w:iCs/>
-          <w:color w:val="5F6F80"/>
-          <w:sz w:val="18"/>
-          <w:szCs w:val="18"/>
-        </w:rPr>
-        <w:br/>
-        <w:t xml:space="preserve">Al menos / A lo más — 'Al menos' significa ≥. 'Como máximo' significa ≤.</w:t>
-      </w:r>
-    </w:p>
-    <w:tbl>
-      <w:tblPr>
-        <w:tblW w:type="pct" w:w="100%"/>
-        <w:tblBorders>
-          <w:top w:val="single" w:color="1FA6A2" w:sz="8"/>
-          <w:left w:val="single" w:color="1FA6A2" w:sz="8"/>
-          <w:bottom w:val="single" w:color="1FA6A2" w:sz="8"/>
-          <w:right w:val="single" w:color="1FA6A2" w:sz="8"/>
-          <w:insideH w:val="single" w:color="auto" w:sz="4"/>
-          <w:insideV w:val="single" w:color="auto" w:sz="4"/>
-        </w:tblBorders>
-      </w:tblPr>
-      <w:tblGrid>
-        <w:gridCol w:w="100"/>
-      </w:tblGrid>
-      <w:tr>
-        <w:tc>
-          <w:tcPr>
-            <w:shd w:fill="F7FFFD" w:color="auto" w:val="clear"/>
-            <w:tcMar>
-              <w:top w:type="dxa" w:w="120"/>
-              <w:left w:type="dxa" w:w="180"/>
-              <w:bottom w:type="dxa" w:w="120"/>
-              <w:right w:type="dxa" w:w="180"/>
-            </w:tcMar>
-          </w:tcPr>
-          <w:p>
-            <w:pPr>
-              <w:spacing w:after="50"/>
-            </w:pPr>
-            <w:r>
-              <w:rPr>
-                <w:b/>
-                <w:bCs/>
-                <w:color w:val="1FA6A2"/>
-                <w:sz w:val="20"/>
-                <w:szCs w:val="20"/>
-              </w:rPr>
-              <w:t xml:space="preserve">Say it first:  </w:t>
-            </w:r>
-            <w:r>
-              <w:rPr>
-                <w:sz w:val="20"/>
-                <w:szCs w:val="20"/>
-              </w:rPr>
-              <w:t xml:space="preserve">Say your idea to a partner or quietly to yourself before you write.</w:t>
-            </w:r>
-          </w:p>
-          <w:p>
-            <w:pPr>
-              <w:spacing w:after="60"/>
-            </w:pPr>
-            <w:r>
-              <w:rPr>
-                <w:color w:val="1A2733"/>
-                <w:sz w:val="21"/>
-                <w:szCs w:val="21"/>
-              </w:rPr>
-              <w:t xml:space="preserve">A speed of 65 mph is ___, a speed of 70 mph is ___, because 'at most 65' means the speed must be ___ 65.</w:t>
-            </w:r>
             <w:r>
               <w:rPr>
                 <w:i/>
@@ -2138,7 +1759,7 @@
                 <w:szCs w:val="19"/>
               </w:rPr>
               <w:br/>
-              <w:t xml:space="preserve">Di tu respuesta primero: Mi respuesta es ___ porque ___.</w:t>
+              <w:t xml:space="preserve">¿Qué velocidades son posibles para el carro de huida? ¿Cómo te ayudó la frase «como máximo» a escribir la desigualdad?</w:t>
             </w:r>
           </w:p>
         </w:tc>
@@ -2146,28 +1767,192 @@
     </w:tbl>
     <w:p>
       <w:pPr>
-        <w:pStyle w:val="Heading2"/>
-        <w:spacing w:after="80" w:before="180"/>
-      </w:pPr>
-      <w:r>
-        <w:rPr>
-          <w:b/>
-          <w:bCs/>
-          <w:color w:val="12355B"/>
-          <w:sz w:val="24"/>
-          <w:szCs w:val="24"/>
-        </w:rPr>
-        <w:t xml:space="preserve">3. Build Your Explanation</w:t>
-      </w:r>
+        <w:spacing w:after="100"/>
+      </w:pPr>
       <w:r>
         <w:rPr>
           <w:i/>
           <w:iCs/>
-          <w:color w:val="B97A12"/>
+          <w:color w:val="5F6F80"/>
           <w:sz w:val="19"/>
           <w:szCs w:val="19"/>
         </w:rPr>
-        <w:t xml:space="preserve">   choose your support</w:t>
+        <w:t xml:space="preserve">Say your answer to a partner first. Then write it, using at least two of these words:</w:t>
+      </w:r>
+    </w:p>
+    <w:p>
+      <w:pPr>
+        <w:spacing w:after="40"/>
+      </w:pPr>
+      <w:r>
+        <w:rPr>
+          <w:b/>
+          <w:bCs/>
+          <w:color w:val="1FA6A2"/>
+          <w:sz w:val="22"/>
+          <w:szCs w:val="22"/>
+        </w:rPr>
+        <w:t xml:space="preserve">☐  </w:t>
+      </w:r>
+      <w:r>
+        <w:rPr>
+          <w:b/>
+          <w:bCs/>
+          <w:color w:val="12355B"/>
+          <w:sz w:val="20"/>
+          <w:szCs w:val="20"/>
+        </w:rPr>
+        <w:t xml:space="preserve">Inequality</w:t>
+      </w:r>
+      <w:r>
+        <w:rPr>
+          <w:i/>
+          <w:iCs/>
+          <w:color w:val="5F6F80"/>
+          <w:sz w:val="18"/>
+          <w:szCs w:val="18"/>
+        </w:rPr>
+        <w:t xml:space="preserve">  ·  Desigualdad</w:t>
+      </w:r>
+    </w:p>
+    <w:p>
+      <w:pPr>
+        <w:spacing w:after="40"/>
+      </w:pPr>
+      <w:r>
+        <w:rPr>
+          <w:b/>
+          <w:bCs/>
+          <w:color w:val="1FA6A2"/>
+          <w:sz w:val="22"/>
+          <w:szCs w:val="22"/>
+        </w:rPr>
+        <w:t xml:space="preserve">☐  </w:t>
+      </w:r>
+      <w:r>
+        <w:rPr>
+          <w:b/>
+          <w:bCs/>
+          <w:color w:val="12355B"/>
+          <w:sz w:val="20"/>
+          <w:szCs w:val="20"/>
+        </w:rPr>
+        <w:t xml:space="preserve">Greater than</w:t>
+      </w:r>
+      <w:r>
+        <w:rPr>
+          <w:i/>
+          <w:iCs/>
+          <w:color w:val="5F6F80"/>
+          <w:sz w:val="18"/>
+          <w:szCs w:val="18"/>
+        </w:rPr>
+        <w:t xml:space="preserve">  ·  Mayor que</w:t>
+      </w:r>
+    </w:p>
+    <w:p>
+      <w:pPr>
+        <w:spacing w:after="40"/>
+      </w:pPr>
+      <w:r>
+        <w:rPr>
+          <w:b/>
+          <w:bCs/>
+          <w:color w:val="1FA6A2"/>
+          <w:sz w:val="22"/>
+          <w:szCs w:val="22"/>
+        </w:rPr>
+        <w:t xml:space="preserve">☐  </w:t>
+      </w:r>
+      <w:r>
+        <w:rPr>
+          <w:b/>
+          <w:bCs/>
+          <w:color w:val="12355B"/>
+          <w:sz w:val="20"/>
+          <w:szCs w:val="20"/>
+        </w:rPr>
+        <w:t xml:space="preserve">Less than</w:t>
+      </w:r>
+      <w:r>
+        <w:rPr>
+          <w:i/>
+          <w:iCs/>
+          <w:color w:val="5F6F80"/>
+          <w:sz w:val="18"/>
+          <w:szCs w:val="18"/>
+        </w:rPr>
+        <w:t xml:space="preserve">  ·  Menor que</w:t>
+      </w:r>
+    </w:p>
+    <w:p>
+      <w:pPr>
+        <w:spacing w:after="40"/>
+      </w:pPr>
+      <w:r>
+        <w:rPr>
+          <w:b/>
+          <w:bCs/>
+          <w:color w:val="1FA6A2"/>
+          <w:sz w:val="22"/>
+          <w:szCs w:val="22"/>
+        </w:rPr>
+        <w:t xml:space="preserve">☐  </w:t>
+      </w:r>
+      <w:r>
+        <w:rPr>
+          <w:b/>
+          <w:bCs/>
+          <w:color w:val="12355B"/>
+          <w:sz w:val="20"/>
+          <w:szCs w:val="20"/>
+        </w:rPr>
+        <w:t xml:space="preserve">At least / At most</w:t>
+      </w:r>
+      <w:r>
+        <w:rPr>
+          <w:i/>
+          <w:iCs/>
+          <w:color w:val="5F6F80"/>
+          <w:sz w:val="18"/>
+          <w:szCs w:val="18"/>
+        </w:rPr>
+        <w:t xml:space="preserve">  ·  Al menos / A lo más</w:t>
+      </w:r>
+    </w:p>
+    <w:p>
+      <w:pPr>
+        <w:spacing w:after="40"/>
+      </w:pPr>
+      <w:r>
+        <w:rPr>
+          <w:b/>
+          <w:bCs/>
+          <w:color w:val="1FA6A2"/>
+          <w:sz w:val="22"/>
+          <w:szCs w:val="22"/>
+        </w:rPr>
+        <w:t xml:space="preserve">☐  </w:t>
+      </w:r>
+      <w:r>
+        <w:rPr>
+          <w:b/>
+          <w:bCs/>
+          <w:color w:val="12355B"/>
+          <w:sz w:val="20"/>
+          <w:szCs w:val="20"/>
+        </w:rPr>
+        <w:t xml:space="preserve">Variable</w:t>
+      </w:r>
+      <w:r>
+        <w:rPr>
+          <w:i/>
+          <w:iCs/>
+          <w:color w:val="5F6F80"/>
+          <w:sz w:val="18"/>
+          <w:szCs w:val="18"/>
+        </w:rPr>
+        <w:t xml:space="preserve">  ·  Variable</w:t>
       </w:r>
     </w:p>
     <w:tbl>
@@ -2198,21 +1983,6 @@
           </w:tcPr>
           <w:p>
             <w:pPr>
-              <w:spacing w:after="50"/>
-            </w:pPr>
-            <w:r>
-              <w:rPr>
-                <w:i/>
-                <w:iCs/>
-                <w:color w:val="5F6F80"/>
-                <w:sz w:val="19"/>
-                <w:szCs w:val="19"/>
-              </w:rPr>
-              <w:t xml:space="preserve">This model shows the parts of an explanation. It does not answer your writing question.</w:t>
-            </w:r>
-          </w:p>
-          <w:p>
-            <w:pPr>
               <w:spacing w:after="80"/>
             </w:pPr>
             <w:r>
@@ -2223,58 +1993,14 @@
                 <w:sz w:val="19"/>
                 <w:szCs w:val="19"/>
               </w:rPr>
-              <w:t xml:space="preserve">Claim:  </w:t>
+              <w:t xml:space="preserve">Model:  </w:t>
             </w:r>
             <w:r>
               <w:rPr>
                 <w:sz w:val="19"/>
                 <w:szCs w:val="19"/>
               </w:rPr>
-              <w:t xml:space="preserve">The age could be 18 or any number greater, so it is not a single value.</w:t>
-            </w:r>
-          </w:p>
-          <w:p>
-            <w:pPr>
-              <w:spacing w:after="80"/>
-            </w:pPr>
-            <w:r>
-              <w:rPr>
-                <w:b/>
-                <w:bCs/>
-                <w:color w:val="12355B"/>
-                <w:sz w:val="19"/>
-                <w:szCs w:val="19"/>
-              </w:rPr>
-              <w:t xml:space="preserve">Evidence:  </w:t>
-            </w:r>
-            <w:r>
-              <w:rPr>
-                <w:sz w:val="19"/>
-                <w:szCs w:val="19"/>
-              </w:rPr>
-              <w:t xml:space="preserve">Students explain that 'at least 18' allows many values (18 and up), so an inequality with ≥ captures it while an equation would force one value.</w:t>
-            </w:r>
-          </w:p>
-          <w:p>
-            <w:pPr>
-              <w:spacing w:after="80"/>
-            </w:pPr>
-            <w:r>
-              <w:rPr>
-                <w:b/>
-                <w:bCs/>
-                <w:color w:val="12355B"/>
-                <w:sz w:val="19"/>
-                <w:szCs w:val="19"/>
-              </w:rPr>
-              <w:t xml:space="preserve">Reasoning:  </w:t>
-            </w:r>
-            <w:r>
-              <w:rPr>
-                <w:sz w:val="19"/>
-                <w:szCs w:val="19"/>
-              </w:rPr>
-              <w:t xml:space="preserve">This evidence connects the definition of write inequalities to the mathematical claim.</w:t>
+              <w:t xml:space="preserve">The age could be 18 or any number greater, so it is not a single value. — Students explain that 'at least 18' allows many values (18 and up), so an inequality with ≥ captures it while an equation would force one value.</w:t>
             </w:r>
           </w:p>
         </w:tc>
@@ -2353,7 +2079,7 @@
           <w:sz w:val="21"/>
           <w:szCs w:val="21"/>
         </w:rPr>
-        <w:t xml:space="preserve">My answer is ___.</w:t>
+        <w:t xml:space="preserve">My answer is ___ because ___.</w:t>
       </w:r>
       <w:r>
         <w:rPr>
@@ -2364,7 +2090,7 @@
           <w:szCs w:val="19"/>
         </w:rPr>
         <w:br/>
-        <w:t xml:space="preserve">Mi respuesta es ___.</w:t>
+        <w:t xml:space="preserve">Mi respuesta es ___ porque ___.</w:t>
       </w:r>
     </w:p>
     <w:tbl>
@@ -2504,7 +2230,7 @@
           <w:sz w:val="21"/>
           <w:szCs w:val="21"/>
         </w:rPr>
-        <w:t xml:space="preserve">I know because ___.</w:t>
+        <w:t xml:space="preserve">My evidence is ___, so ___.</w:t>
       </w:r>
       <w:r>
         <w:rPr>
@@ -2515,31 +2241,7 @@
           <w:szCs w:val="19"/>
         </w:rPr>
         <w:br/>
-        <w:t xml:space="preserve">Lo sé porque ___.</w:t>
-      </w:r>
-    </w:p>
-    <w:p>
-      <w:pPr>
-        <w:spacing w:after="60"/>
-      </w:pPr>
-      <w:r>
-        <w:rPr>
-          <w:color w:val="1A2733"/>
-          <w:sz w:val="21"/>
-          <w:szCs w:val="21"/>
-        </w:rPr>
-        <w:t xml:space="preserve">So ___.</w:t>
-      </w:r>
-      <w:r>
-        <w:rPr>
-          <w:i/>
-          <w:iCs/>
-          <w:color w:val="5F6F80"/>
-          <w:sz w:val="19"/>
-          <w:szCs w:val="19"/>
-        </w:rPr>
-        <w:br/>
-        <w:t xml:space="preserve">Entonces ___.</w:t>
+        <w:t xml:space="preserve">Mi evidencia es ___, entonces ___.</w:t>
       </w:r>
     </w:p>
     <w:tbl>
@@ -2645,78 +2347,6 @@
         <w:t xml:space="preserve">Escribe una afirmación, da evidencia matemática y explica tu razonamiento.</w:t>
       </w:r>
     </w:p>
-    <w:p>
-      <w:pPr>
-        <w:spacing w:after="60"/>
-      </w:pPr>
-      <w:r>
-        <w:rPr>
-          <w:color w:val="1A2733"/>
-          <w:sz w:val="21"/>
-          <w:szCs w:val="21"/>
-        </w:rPr>
-        <w:t xml:space="preserve">My claim is ___.</w:t>
-      </w:r>
-      <w:r>
-        <w:rPr>
-          <w:i/>
-          <w:iCs/>
-          <w:color w:val="5F6F80"/>
-          <w:sz w:val="19"/>
-          <w:szCs w:val="19"/>
-        </w:rPr>
-        <w:br/>
-        <w:t xml:space="preserve">Mi afirmación es ___.</w:t>
-      </w:r>
-    </w:p>
-    <w:p>
-      <w:pPr>
-        <w:spacing w:after="60"/>
-      </w:pPr>
-      <w:r>
-        <w:rPr>
-          <w:color w:val="1A2733"/>
-          <w:sz w:val="21"/>
-          <w:szCs w:val="21"/>
-        </w:rPr>
-        <w:t xml:space="preserve">My math evidence is ___.</w:t>
-      </w:r>
-      <w:r>
-        <w:rPr>
-          <w:i/>
-          <w:iCs/>
-          <w:color w:val="5F6F80"/>
-          <w:sz w:val="19"/>
-          <w:szCs w:val="19"/>
-        </w:rPr>
-        <w:br/>
-        <w:t xml:space="preserve">Mi evidencia matemática es ___.</w:t>
-      </w:r>
-    </w:p>
-    <w:p>
-      <w:pPr>
-        <w:spacing w:after="60"/>
-      </w:pPr>
-      <w:r>
-        <w:rPr>
-          <w:color w:val="1A2733"/>
-          <w:sz w:val="21"/>
-          <w:szCs w:val="21"/>
-        </w:rPr>
-        <w:t xml:space="preserve">This proves ___ because ___.</w:t>
-      </w:r>
-      <w:r>
-        <w:rPr>
-          <w:i/>
-          <w:iCs/>
-          <w:color w:val="5F6F80"/>
-          <w:sz w:val="19"/>
-          <w:szCs w:val="19"/>
-        </w:rPr>
-        <w:br/>
-        <w:t xml:space="preserve">Esto demuestra ___ porque ___.</w:t>
-      </w:r>
-    </w:p>
     <w:tbl>
       <w:tblPr>
         <w:tblW w:type="pct" w:w="100%"/>
@@ -2799,7 +2429,7 @@
           <w:sz w:val="24"/>
           <w:szCs w:val="24"/>
         </w:rPr>
-        <w:t xml:space="preserve">4. Check Your Explanation</w:t>
+        <w:t xml:space="preserve">Check Your Explanation</w:t>
       </w:r>
       <w:r>
         <w:rPr>
@@ -2809,7 +2439,7 @@
           <w:sz w:val="19"/>
           <w:szCs w:val="19"/>
         </w:rPr>
-        <w:t xml:space="preserve">   five quick checks</w:t>
+        <w:t xml:space="preserve">   three quick checks</w:t>
       </w:r>
     </w:p>
     <w:p>
@@ -2833,17 +2463,6 @@
         </w:rPr>
         <w:t xml:space="preserve">I answered the question.</w:t>
       </w:r>
-      <w:r>
-        <w:rPr>
-          <w:i/>
-          <w:iCs/>
-          <w:color w:val="5F6F80"/>
-          <w:sz w:val="18"/>
-          <w:szCs w:val="18"/>
-        </w:rPr>
-        <w:br/>
-        <w:t xml:space="preserve">Respondí la pregunta.</w:t>
-      </w:r>
     </w:p>
     <w:p>
       <w:pPr>
@@ -2864,18 +2483,7 @@
           <w:sz w:val="20"/>
           <w:szCs w:val="20"/>
         </w:rPr>
-        <w:t xml:space="preserve">I used math evidence: numbers, an equation, a model, or a comparison.</w:t>
-      </w:r>
-      <w:r>
-        <w:rPr>
-          <w:i/>
-          <w:iCs/>
-          <w:color w:val="5F6F80"/>
-          <w:sz w:val="18"/>
-          <w:szCs w:val="18"/>
-        </w:rPr>
-        <w:br/>
-        <w:t xml:space="preserve">Usé evidencia matemática: números, una ecuación, un modelo o una comparación.</w:t>
+        <w:t xml:space="preserve">I used math evidence: numbers, an equation, or a model.</w:t>
       </w:r>
     </w:p>
     <w:p>
@@ -2897,84 +2505,7 @@
           <w:sz w:val="20"/>
           <w:szCs w:val="20"/>
         </w:rPr>
-        <w:t xml:space="preserve">I explained how the evidence proves my answer.</w:t>
-      </w:r>
-      <w:r>
-        <w:rPr>
-          <w:i/>
-          <w:iCs/>
-          <w:color w:val="5F6F80"/>
-          <w:sz w:val="18"/>
-          <w:szCs w:val="18"/>
-        </w:rPr>
-        <w:br/>
-        <w:t xml:space="preserve">Expliqué cómo la evidencia demuestra mi respuesta.</w:t>
-      </w:r>
-    </w:p>
-    <w:p>
-      <w:pPr>
-        <w:spacing w:after="80"/>
-      </w:pPr>
-      <w:r>
-        <w:rPr>
-          <w:b/>
-          <w:bCs/>
-          <w:color w:val="1FA6A2"/>
-          <w:sz w:val="22"/>
-          <w:szCs w:val="22"/>
-        </w:rPr>
-        <w:t xml:space="preserve">☐  </w:t>
-      </w:r>
-      <w:r>
-        <w:rPr>
-          <w:sz w:val="20"/>
-          <w:szCs w:val="20"/>
-        </w:rPr>
         <w:t xml:space="preserve">I used at least two math words.</w:t>
-      </w:r>
-      <w:r>
-        <w:rPr>
-          <w:i/>
-          <w:iCs/>
-          <w:color w:val="5F6F80"/>
-          <w:sz w:val="18"/>
-          <w:szCs w:val="18"/>
-        </w:rPr>
-        <w:br/>
-        <w:t xml:space="preserve">Usé por lo menos dos palabras matemáticas.</w:t>
-      </w:r>
-    </w:p>
-    <w:p>
-      <w:pPr>
-        <w:spacing w:after="80"/>
-      </w:pPr>
-      <w:r>
-        <w:rPr>
-          <w:b/>
-          <w:bCs/>
-          <w:color w:val="1FA6A2"/>
-          <w:sz w:val="22"/>
-          <w:szCs w:val="22"/>
-        </w:rPr>
-        <w:t xml:space="preserve">☐  </w:t>
-      </w:r>
-      <w:r>
-        <w:rPr>
-          <w:sz w:val="20"/>
-          <w:szCs w:val="20"/>
-        </w:rPr>
-        <w:t xml:space="preserve">I reread complete sentences and punctuation.</w:t>
-      </w:r>
-      <w:r>
-        <w:rPr>
-          <w:i/>
-          <w:iCs/>
-          <w:color w:val="5F6F80"/>
-          <w:sz w:val="18"/>
-          <w:szCs w:val="18"/>
-        </w:rPr>
-        <w:br/>
-        <w:t xml:space="preserve">Volví a leer mis oraciones completas y la puntuación.</w:t>
       </w:r>
     </w:p>
     <w:p>
@@ -5165,7 +4696,7 @@
           <w:sz w:val="20"/>
           <w:szCs w:val="20"/>
         </w:rPr>
-        <w:t xml:space="preserve">☐  I answered the question.</w:t>
+        <w:t xml:space="preserve">☐  The answer to the math question is correct.</w:t>
       </w:r>
     </w:p>
     <w:p>
@@ -5177,7 +4708,7 @@
           <w:sz w:val="20"/>
           <w:szCs w:val="20"/>
         </w:rPr>
-        <w:t xml:space="preserve">☐  I used math evidence: numbers, an equation, a model, or a comparison.</w:t>
+        <w:t xml:space="preserve">☐  The evidence is real lesson mathematics (numbers, equation, or model), not restated claim.</w:t>
       </w:r>
     </w:p>
     <w:p>
@@ -5189,31 +4720,7 @@
           <w:sz w:val="20"/>
           <w:szCs w:val="20"/>
         </w:rPr>
-        <w:t xml:space="preserve">☐  I explained how the evidence proves my answer.</w:t>
-      </w:r>
-    </w:p>
-    <w:p>
-      <w:pPr>
-        <w:spacing w:after="80"/>
-      </w:pPr>
-      <w:r>
-        <w:rPr>
-          <w:sz w:val="20"/>
-          <w:szCs w:val="20"/>
-        </w:rPr>
-        <w:t xml:space="preserve">☐  I used at least two math words.</w:t>
-      </w:r>
-    </w:p>
-    <w:p>
-      <w:pPr>
-        <w:spacing w:after="80"/>
-      </w:pPr>
-      <w:r>
-        <w:rPr>
-          <w:sz w:val="20"/>
-          <w:szCs w:val="20"/>
-        </w:rPr>
-        <w:t xml:space="preserve">☐  I reread complete sentences and punctuation.</w:t>
+        <w:t xml:space="preserve">☐  The support level changed the language scaffolding, never the mathematical expectation.</w:t>
       </w:r>
     </w:p>
     <w:sectPr>
